--- a/surgical-instrument-trays/notes_by_part/05_Cardiovascular_Trays.docx
+++ b/surgical-instrument-trays/notes_by_part/05_Cardiovascular_Trays.docx
@@ -153,15 +153,15 @@
       </w:r>
     </w:p>
     <w:p>
-      <w:bookmarkStart w:id="1042" w:name="toc"/>
+      <w:bookmarkStart w:id="1047" w:name="toc"/>
       <w:pPr>
         <w:pStyle w:val="TOCHead"/>
-        <w:spacing w:before="120" w:after="40"/>
+        <w:spacing w:before="80" w:after="40"/>
       </w:pPr>
       <w:r>
         <w:t>Table of Contents</w:t>
       </w:r>
-      <w:bookmarkEnd w:id="1042"/>
+      <w:bookmarkEnd w:id="1047"/>
     </w:p>
     <w:p>
       <w:pPr>
@@ -175,37 +175,1069 @@
     <w:p>
       <w:pPr>
         <w:jc w:val="center"/>
-        <w:spacing w:before="0" w:after="200"/>
+        <w:spacing w:before="0" w:after="180"/>
       </w:pPr>
       <w:r>
         <w:rPr>
           <w:rFonts w:ascii="Calibri" w:hAnsi="Calibri"/>
           <w:i/>
-          <w:color w:val="555555"/>
-          <w:sz w:val="16"/>
+          <w:color w:val="444444"/>
+          <w:sz w:val="17"/>
         </w:rPr>
-        <w:t>To fill in the page numbers: click anywhere in the list below, press Ctrl+A then F9, and choose “Update entire table”.</w:t>
+        <w:t>Page numbers are live fields. To fill them in: press Ctrl+A then F9 (Windows) or Cmd+A then Fn+F9 (Mac). Word will also offer to update them when the file opens.</w:t>
+      </w:r>
+    </w:p>
+    <w:tbl>
+      <w:tblPr>
+        <w:tblW w:type="auto" w:w="0"/>
+        <w:jc w:val="center"/>
+        <w:tblLayout w:type="fixed"/>
+        <w:tblLook w:firstColumn="1" w:firstRow="1" w:lastColumn="0" w:lastRow="0" w:noHBand="0" w:noVBand="1" w:val="04A0"/>
+        <w:tblLayout w:type="fixed"/>
+        <w:tblBorders>
+          <w:top w:val="single" w:sz="12" w:space="0" w:color="000000"/>
+          <w:left w:val="single" w:sz="6" w:space="0" w:color="000000"/>
+          <w:bottom w:val="single" w:sz="12" w:space="0" w:color="000000"/>
+          <w:right w:val="single" w:sz="6" w:space="0" w:color="000000"/>
+          <w:insideH w:val="single" w:sz="4" w:space="0" w:color="BBBBBB"/>
+          <w:insideV w:val="single" w:sz="6" w:space="0" w:color="000000"/>
+        </w:tblBorders>
+      </w:tblPr>
+      <w:tblGrid>
+        <w:gridCol w:w="5400"/>
+        <w:gridCol w:w="5400"/>
+      </w:tblGrid>
+      <w:tr>
+        <w:trPr>
+          <w:tblHeader/>
+          <w:cantSplit/>
+        </w:trPr>
+        <w:tc>
+          <w:tcPr>
+            <w:tcW w:type="dxa" w:w="9666"/>
+            <w:shd w:val="clear" w:color="auto" w:fill="D9D9D9"/>
+            <w:tcMar>
+              <w:top w:w="60" w:type="dxa"/>
+              <w:start w:w="90" w:type="dxa"/>
+              <w:bottom w:w="60" w:type="dxa"/>
+              <w:end w:w="90" w:type="dxa"/>
+            </w:tcMar>
+            <w:tcBorders>
+              <w:bottom w:val="single" w:sz="12" w:space="0" w:color="000000"/>
+            </w:tcBorders>
+          </w:tcPr>
+          <w:p>
+            <w:pPr>
+              <w:pStyle w:val="TabHead"/>
+              <w:jc w:val="left"/>
+            </w:pPr>
+            <w:r>
+              <w:t>Tray / Chapter</w:t>
+            </w:r>
+          </w:p>
+        </w:tc>
+        <w:tc>
+          <w:tcPr>
+            <w:tcW w:type="dxa" w:w="1134"/>
+            <w:shd w:val="clear" w:color="auto" w:fill="D9D9D9"/>
+            <w:tcMar>
+              <w:top w:w="60" w:type="dxa"/>
+              <w:start w:w="90" w:type="dxa"/>
+              <w:bottom w:w="60" w:type="dxa"/>
+              <w:end w:w="90" w:type="dxa"/>
+            </w:tcMar>
+            <w:tcBorders>
+              <w:bottom w:val="single" w:sz="12" w:space="0" w:color="000000"/>
+            </w:tcBorders>
+          </w:tcPr>
+          <w:p>
+            <w:pPr>
+              <w:pStyle w:val="TabHead"/>
+              <w:jc w:val="center"/>
+            </w:pPr>
+            <w:r>
+              <w:t>Page</w:t>
+            </w:r>
+          </w:p>
+        </w:tc>
+      </w:tr>
+      <w:tr>
+        <w:trPr>
+          <w:cantSplit/>
+        </w:trPr>
+        <w:tc>
+          <w:tcPr>
+            <w:tcW w:type="dxa" w:w="9666"/>
+            <w:vAlign w:val="top"/>
+            <w:tcMar>
+              <w:top w:w="42" w:type="dxa"/>
+              <w:start w:w="90" w:type="dxa"/>
+              <w:bottom w:w="42" w:type="dxa"/>
+              <w:end w:w="90" w:type="dxa"/>
+            </w:tcMar>
+            <w:shd w:val="clear" w:color="auto" w:fill="E4E4E4"/>
+          </w:tcPr>
+          <w:p>
+            <w:pPr>
+              <w:pStyle w:val="TabCell"/>
+            </w:pPr>
+            <w:r>
+              <w:rPr>
+                <w:rFonts w:ascii="Calibri" w:hAnsi="Calibri"/>
+                <w:b/>
+                <w:sz w:val="18"/>
+                <w:spacing w:val="12"/>
+              </w:rPr>
+              <w:t>CARDIOVASCULAR TRAYS</w:t>
+            </w:r>
+          </w:p>
+        </w:tc>
+        <w:tc>
+          <w:tcPr>
+            <w:tcW w:type="dxa" w:w="1134"/>
+            <w:vAlign w:val="top"/>
+            <w:tcMar>
+              <w:top w:w="42" w:type="dxa"/>
+              <w:start w:w="90" w:type="dxa"/>
+              <w:bottom w:w="42" w:type="dxa"/>
+              <w:end w:w="90" w:type="dxa"/>
+            </w:tcMar>
+            <w:shd w:val="clear" w:color="auto" w:fill="E4E4E4"/>
+          </w:tcPr>
+          <w:p>
+            <w:pPr>
+              <w:pStyle w:val="TabCell"/>
+              <w:jc w:val="center"/>
+            </w:pPr>
+            <w:r>
+              <w:fldChar w:fldCharType="begin"/>
+            </w:r>
+            <w:r>
+              <w:instrText xml:space="preserve"> PAGEREF part_V \h </w:instrText>
+            </w:r>
+            <w:r>
+              <w:fldChar w:fldCharType="separate"/>
+            </w:r>
+            <w:r>
+              <w:rPr>
+                <w:rFonts w:ascii="Calibri" w:hAnsi="Calibri"/>
+                <w:b/>
+                <w:sz w:val="19"/>
+              </w:rPr>
+              <w:t>—</w:t>
+            </w:r>
+            <w:r>
+              <w:fldChar w:fldCharType="end"/>
+            </w:r>
+          </w:p>
+        </w:tc>
+      </w:tr>
+      <w:tr>
+        <w:trPr>
+          <w:cantSplit/>
+        </w:trPr>
+        <w:tc>
+          <w:tcPr>
+            <w:tcW w:type="dxa" w:w="9666"/>
+            <w:vAlign w:val="top"/>
+            <w:tcMar>
+              <w:top w:w="42" w:type="dxa"/>
+              <w:start w:w="90" w:type="dxa"/>
+              <w:bottom w:w="42" w:type="dxa"/>
+              <w:end w:w="90" w:type="dxa"/>
+            </w:tcMar>
+          </w:tcPr>
+          <w:p>
+            <w:pPr>
+              <w:pStyle w:val="TabCell"/>
+              <w:ind w:start="238"/>
+            </w:pPr>
+            <w:r>
+              <w:rPr>
+                <w:sz w:val="19"/>
+              </w:rPr>
+              <w:t>5.1   Vascular Procedures Tray</w:t>
+            </w:r>
+          </w:p>
+        </w:tc>
+        <w:tc>
+          <w:tcPr>
+            <w:tcW w:type="dxa" w:w="1134"/>
+            <w:vAlign w:val="top"/>
+            <w:tcMar>
+              <w:top w:w="42" w:type="dxa"/>
+              <w:start w:w="90" w:type="dxa"/>
+              <w:bottom w:w="42" w:type="dxa"/>
+              <w:end w:w="90" w:type="dxa"/>
+            </w:tcMar>
+          </w:tcPr>
+          <w:p>
+            <w:pPr>
+              <w:pStyle w:val="TabCell"/>
+              <w:jc w:val="center"/>
+            </w:pPr>
+            <w:r>
+              <w:fldChar w:fldCharType="begin"/>
+            </w:r>
+            <w:r>
+              <w:instrText xml:space="preserve"> PAGEREF tray_5_1 \h </w:instrText>
+            </w:r>
+            <w:r>
+              <w:fldChar w:fldCharType="separate"/>
+            </w:r>
+            <w:r>
+              <w:rPr>
+                <w:rFonts w:ascii="Calibri" w:hAnsi="Calibri"/>
+                <w:sz w:val="19"/>
+              </w:rPr>
+              <w:t>—</w:t>
+            </w:r>
+            <w:r>
+              <w:fldChar w:fldCharType="end"/>
+            </w:r>
+          </w:p>
+        </w:tc>
+      </w:tr>
+      <w:tr>
+        <w:trPr>
+          <w:cantSplit/>
+        </w:trPr>
+        <w:tc>
+          <w:tcPr>
+            <w:tcW w:type="dxa" w:w="9666"/>
+            <w:vAlign w:val="top"/>
+            <w:tcMar>
+              <w:top w:w="42" w:type="dxa"/>
+              <w:start w:w="90" w:type="dxa"/>
+              <w:bottom w:w="42" w:type="dxa"/>
+              <w:end w:w="90" w:type="dxa"/>
+            </w:tcMar>
+          </w:tcPr>
+          <w:p>
+            <w:pPr>
+              <w:pStyle w:val="TabCell"/>
+              <w:ind w:start="238"/>
+            </w:pPr>
+            <w:r>
+              <w:rPr>
+                <w:sz w:val="19"/>
+              </w:rPr>
+              <w:t>5.2   Vascular Shunt Tray</w:t>
+            </w:r>
+          </w:p>
+        </w:tc>
+        <w:tc>
+          <w:tcPr>
+            <w:tcW w:type="dxa" w:w="1134"/>
+            <w:vAlign w:val="top"/>
+            <w:tcMar>
+              <w:top w:w="42" w:type="dxa"/>
+              <w:start w:w="90" w:type="dxa"/>
+              <w:bottom w:w="42" w:type="dxa"/>
+              <w:end w:w="90" w:type="dxa"/>
+            </w:tcMar>
+          </w:tcPr>
+          <w:p>
+            <w:pPr>
+              <w:pStyle w:val="TabCell"/>
+              <w:jc w:val="center"/>
+            </w:pPr>
+            <w:r>
+              <w:fldChar w:fldCharType="begin"/>
+            </w:r>
+            <w:r>
+              <w:instrText xml:space="preserve"> PAGEREF tray_5_2 \h </w:instrText>
+            </w:r>
+            <w:r>
+              <w:fldChar w:fldCharType="separate"/>
+            </w:r>
+            <w:r>
+              <w:rPr>
+                <w:rFonts w:ascii="Calibri" w:hAnsi="Calibri"/>
+                <w:sz w:val="19"/>
+              </w:rPr>
+              <w:t>—</w:t>
+            </w:r>
+            <w:r>
+              <w:fldChar w:fldCharType="end"/>
+            </w:r>
+          </w:p>
+        </w:tc>
+      </w:tr>
+      <w:tr>
+        <w:trPr>
+          <w:cantSplit/>
+        </w:trPr>
+        <w:tc>
+          <w:tcPr>
+            <w:tcW w:type="dxa" w:w="9666"/>
+            <w:vAlign w:val="top"/>
+            <w:tcMar>
+              <w:top w:w="42" w:type="dxa"/>
+              <w:start w:w="90" w:type="dxa"/>
+              <w:bottom w:w="42" w:type="dxa"/>
+              <w:end w:w="90" w:type="dxa"/>
+            </w:tcMar>
+          </w:tcPr>
+          <w:p>
+            <w:pPr>
+              <w:pStyle w:val="TabCell"/>
+              <w:ind w:start="238"/>
+            </w:pPr>
+            <w:r>
+              <w:rPr>
+                <w:sz w:val="19"/>
+              </w:rPr>
+              <w:t>5.3   Cardiac Procedures Tray</w:t>
+            </w:r>
+          </w:p>
+        </w:tc>
+        <w:tc>
+          <w:tcPr>
+            <w:tcW w:type="dxa" w:w="1134"/>
+            <w:vAlign w:val="top"/>
+            <w:tcMar>
+              <w:top w:w="42" w:type="dxa"/>
+              <w:start w:w="90" w:type="dxa"/>
+              <w:bottom w:w="42" w:type="dxa"/>
+              <w:end w:w="90" w:type="dxa"/>
+            </w:tcMar>
+          </w:tcPr>
+          <w:p>
+            <w:pPr>
+              <w:pStyle w:val="TabCell"/>
+              <w:jc w:val="center"/>
+            </w:pPr>
+            <w:r>
+              <w:fldChar w:fldCharType="begin"/>
+            </w:r>
+            <w:r>
+              <w:instrText xml:space="preserve"> PAGEREF tray_5_3 \h </w:instrText>
+            </w:r>
+            <w:r>
+              <w:fldChar w:fldCharType="separate"/>
+            </w:r>
+            <w:r>
+              <w:rPr>
+                <w:rFonts w:ascii="Calibri" w:hAnsi="Calibri"/>
+                <w:sz w:val="19"/>
+              </w:rPr>
+              <w:t>—</w:t>
+            </w:r>
+            <w:r>
+              <w:fldChar w:fldCharType="end"/>
+            </w:r>
+          </w:p>
+        </w:tc>
+      </w:tr>
+    </w:tbl>
+    <w:p>
+      <w:pPr>
+        <w:spacing w:before="0" w:after="120" w:line="240" w:lineRule="auto"/>
+      </w:pPr>
+    </w:p>
+    <w:p>
+      <w:r>
+        <w:br w:type="page"/>
       </w:r>
     </w:p>
     <w:p>
+      <w:bookmarkStart w:id="1048" w:name="how_to_read"/>
       <w:pPr>
-        <w:spacing w:before="0" w:after="0"/>
+        <w:pStyle w:val="TOCHead"/>
+        <w:spacing w:before="80" w:after="40"/>
       </w:pPr>
       <w:r>
-        <w:fldChar w:fldCharType="begin"/>
+        <w:t>How to Read These Notes</w:t>
+      </w:r>
+      <w:bookmarkEnd w:id="1048"/>
+    </w:p>
+    <w:p>
+      <w:pPr>
+        <w:jc w:val="center"/>
+        <w:spacing w:before="0" w:after="160" w:line="240" w:lineRule="auto"/>
+        <w:pBdr>
+          <w:bottom w:val="single" w:sz="18" w:space="1" w:color="000000"/>
+        </w:pBdr>
+      </w:pPr>
+    </w:p>
+    <w:p>
+      <w:pPr>
+        <w:pStyle w:val="TrayLead"/>
+        <w:spacing w:before="0" w:after="160"/>
+      </w:pPr>
+      <w:r>
+        <w:t xml:space="preserve">Every tray chapter is built to the same pattern, so you can find the same kind of information in the same place each time. Read the </w:t>
       </w:r>
       <w:r>
-        <w:instrText xml:space="preserve"> TOC \o "1-2" \h \z \u </w:instrText>
+        <w:rPr>
+          <w:i/>
+        </w:rPr>
+        <w:t>lead paragraph</w:t>
       </w:r>
       <w:r>
-        <w:fldChar w:fldCharType="separate"/>
+        <w:t xml:space="preserve"> and the </w:t>
       </w:r>
       <w:r>
-        <w:t>Right-click here and choose “Update Field”, or press Ctrl+A then F9, to build the Table of Contents with page numbers.</w:t>
+        <w:rPr>
+          <w:i/>
+        </w:rPr>
+        <w:t>figure</w:t>
       </w:r>
       <w:r>
-        <w:fldChar w:fldCharType="end"/>
+        <w:t xml:space="preserve"> first to fix the idea, then work through the contents table.</w:t>
       </w:r>
+    </w:p>
+    <w:tbl>
+      <w:tblPr>
+        <w:tblW w:type="auto" w:w="0"/>
+        <w:jc w:val="center"/>
+        <w:tblLayout w:type="fixed"/>
+        <w:tblLook w:firstColumn="1" w:firstRow="1" w:lastColumn="0" w:lastRow="0" w:noHBand="0" w:noVBand="1" w:val="04A0"/>
+        <w:tblLayout w:type="fixed"/>
+        <w:tblBorders>
+          <w:top w:val="single" w:sz="12" w:space="0" w:color="000000"/>
+          <w:bottom w:val="single" w:sz="12" w:space="0" w:color="000000"/>
+          <w:insideH w:val="single" w:sz="4" w:space="0" w:color="BBBBBB"/>
+        </w:tblBorders>
+      </w:tblPr>
+      <w:tblGrid>
+        <w:gridCol w:w="5400"/>
+        <w:gridCol w:w="5400"/>
+      </w:tblGrid>
+      <w:tr>
+        <w:tc>
+          <w:tcPr>
+            <w:tcW w:type="dxa" w:w="2835"/>
+            <w:vAlign w:val="top"/>
+            <w:tcMar>
+              <w:top w:w="70" w:type="dxa"/>
+              <w:start w:w="0" w:type="dxa"/>
+              <w:bottom w:w="70" w:type="dxa"/>
+              <w:end w:w="110" w:type="dxa"/>
+            </w:tcMar>
+          </w:tcPr>
+          <w:p>
+            <w:pPr>
+              <w:pStyle w:val="TabHead"/>
+            </w:pPr>
+            <w:r>
+              <w:rPr>
+                <w:sz w:val="19"/>
+              </w:rPr>
+              <w:t>Lead paragraph</w:t>
+            </w:r>
+          </w:p>
+        </w:tc>
+        <w:tc>
+          <w:tcPr>
+            <w:tcW w:type="dxa" w:w="7965"/>
+            <w:vAlign w:val="top"/>
+            <w:tcMar>
+              <w:top w:w="70" w:type="dxa"/>
+              <w:start w:w="0" w:type="dxa"/>
+              <w:bottom w:w="70" w:type="dxa"/>
+              <w:end w:w="110" w:type="dxa"/>
+            </w:tcMar>
+          </w:tcPr>
+          <w:p>
+            <w:pPr>
+              <w:pStyle w:val="TabCell"/>
+            </w:pPr>
+            <w:r>
+              <w:rPr>
+                <w:sz w:val="19"/>
+              </w:rPr>
+              <w:t>What the tray is for and the single idea that shapes it. If you remember nothing else from a chapter, remember this.</w:t>
+            </w:r>
+          </w:p>
+        </w:tc>
+      </w:tr>
+      <w:tr>
+        <w:tc>
+          <w:tcPr>
+            <w:tcW w:type="dxa" w:w="2835"/>
+            <w:vAlign w:val="top"/>
+            <w:tcMar>
+              <w:top w:w="70" w:type="dxa"/>
+              <w:start w:w="0" w:type="dxa"/>
+              <w:bottom w:w="70" w:type="dxa"/>
+              <w:end w:w="110" w:type="dxa"/>
+            </w:tcMar>
+          </w:tcPr>
+          <w:p>
+            <w:pPr>
+              <w:pStyle w:val="TabHead"/>
+            </w:pPr>
+            <w:r>
+              <w:rPr>
+                <w:sz w:val="19"/>
+              </w:rPr>
+              <w:t>Used for / includes</w:t>
+            </w:r>
+          </w:p>
+        </w:tc>
+        <w:tc>
+          <w:tcPr>
+            <w:tcW w:type="dxa" w:w="7965"/>
+            <w:vAlign w:val="top"/>
+            <w:tcMar>
+              <w:top w:w="70" w:type="dxa"/>
+              <w:start w:w="0" w:type="dxa"/>
+              <w:bottom w:w="70" w:type="dxa"/>
+              <w:end w:w="110" w:type="dxa"/>
+            </w:tcMar>
+          </w:tcPr>
+          <w:p>
+            <w:pPr>
+              <w:pStyle w:val="TabCell"/>
+            </w:pPr>
+            <w:r>
+              <w:rPr>
+                <w:sz w:val="19"/>
+              </w:rPr>
+              <w:t>The procedures the tray serves — useful for 'name three indications' questions.</w:t>
+            </w:r>
+          </w:p>
+        </w:tc>
+      </w:tr>
+      <w:tr>
+        <w:tc>
+          <w:tcPr>
+            <w:tcW w:type="dxa" w:w="2835"/>
+            <w:vAlign w:val="top"/>
+            <w:tcMar>
+              <w:top w:w="70" w:type="dxa"/>
+              <w:start w:w="0" w:type="dxa"/>
+              <w:bottom w:w="70" w:type="dxa"/>
+              <w:end w:w="110" w:type="dxa"/>
+            </w:tcMar>
+          </w:tcPr>
+          <w:p>
+            <w:pPr>
+              <w:pStyle w:val="TabHead"/>
+            </w:pPr>
+            <w:r>
+              <w:rPr>
+                <w:sz w:val="19"/>
+              </w:rPr>
+              <w:t>Figure</w:t>
+            </w:r>
+          </w:p>
+        </w:tc>
+        <w:tc>
+          <w:tcPr>
+            <w:tcW w:type="dxa" w:w="7965"/>
+            <w:vAlign w:val="top"/>
+            <w:tcMar>
+              <w:top w:w="70" w:type="dxa"/>
+              <w:start w:w="0" w:type="dxa"/>
+              <w:bottom w:w="70" w:type="dxa"/>
+              <w:end w:w="110" w:type="dxa"/>
+            </w:tcMar>
+          </w:tcPr>
+          <w:p>
+            <w:pPr>
+              <w:pStyle w:val="TabCell"/>
+            </w:pPr>
+            <w:r>
+              <w:rPr>
+                <w:sz w:val="19"/>
+              </w:rPr>
+              <w:t xml:space="preserve">An original line diagram of the tray's </w:t>
+            </w:r>
+            <w:r>
+              <w:rPr>
+                <w:b/>
+                <w:sz w:val="19"/>
+              </w:rPr>
+              <w:t>signature instruments</w:t>
+            </w:r>
+            <w:r>
+              <w:rPr>
+                <w:sz w:val="19"/>
+              </w:rPr>
+              <w:t xml:space="preserve"> — the items that identify it. Diagrams are schematic: they show the identifying feature (jaw pattern, bevel direction, footplate, curve) rather than a photographic likeness.</w:t>
+            </w:r>
+          </w:p>
+        </w:tc>
+      </w:tr>
+      <w:tr>
+        <w:tc>
+          <w:tcPr>
+            <w:tcW w:type="dxa" w:w="2835"/>
+            <w:vAlign w:val="top"/>
+            <w:tcMar>
+              <w:top w:w="70" w:type="dxa"/>
+              <w:start w:w="0" w:type="dxa"/>
+              <w:bottom w:w="70" w:type="dxa"/>
+              <w:end w:w="110" w:type="dxa"/>
+            </w:tcMar>
+          </w:tcPr>
+          <w:p>
+            <w:pPr>
+              <w:pStyle w:val="TabHead"/>
+            </w:pPr>
+            <w:r>
+              <w:rPr>
+                <w:sz w:val="19"/>
+              </w:rPr>
+              <w:t>Callout box</w:t>
+            </w:r>
+          </w:p>
+        </w:tc>
+        <w:tc>
+          <w:tcPr>
+            <w:tcW w:type="dxa" w:w="7965"/>
+            <w:vAlign w:val="top"/>
+            <w:tcMar>
+              <w:top w:w="70" w:type="dxa"/>
+              <w:start w:w="0" w:type="dxa"/>
+              <w:bottom w:w="70" w:type="dxa"/>
+              <w:end w:w="110" w:type="dxa"/>
+            </w:tcMar>
+          </w:tcPr>
+          <w:p>
+            <w:pPr>
+              <w:pStyle w:val="TabCell"/>
+            </w:pPr>
+            <w:r>
+              <w:rPr>
+                <w:sz w:val="19"/>
+              </w:rPr>
+              <w:t>The one concept, distinction or safety rule that examiners return to for that tray.</w:t>
+            </w:r>
+          </w:p>
+        </w:tc>
+      </w:tr>
+      <w:tr>
+        <w:tc>
+          <w:tcPr>
+            <w:tcW w:type="dxa" w:w="2835"/>
+            <w:vAlign w:val="top"/>
+            <w:tcMar>
+              <w:top w:w="70" w:type="dxa"/>
+              <w:start w:w="0" w:type="dxa"/>
+              <w:bottom w:w="70" w:type="dxa"/>
+              <w:end w:w="110" w:type="dxa"/>
+            </w:tcMar>
+          </w:tcPr>
+          <w:p>
+            <w:pPr>
+              <w:pStyle w:val="TabHead"/>
+            </w:pPr>
+            <w:r>
+              <w:rPr>
+                <w:sz w:val="19"/>
+              </w:rPr>
+              <w:t>Contents of the tray</w:t>
+            </w:r>
+          </w:p>
+        </w:tc>
+        <w:tc>
+          <w:tcPr>
+            <w:tcW w:type="dxa" w:w="7965"/>
+            <w:vAlign w:val="top"/>
+            <w:tcMar>
+              <w:top w:w="70" w:type="dxa"/>
+              <w:start w:w="0" w:type="dxa"/>
+              <w:bottom w:w="70" w:type="dxa"/>
+              <w:end w:w="110" w:type="dxa"/>
+            </w:tcMar>
+          </w:tcPr>
+          <w:p>
+            <w:pPr>
+              <w:pStyle w:val="TabCell"/>
+            </w:pPr>
+            <w:r>
+              <w:rPr>
+                <w:sz w:val="19"/>
+              </w:rPr>
+              <w:t xml:space="preserve">The full instrument list, grouped by </w:t>
+            </w:r>
+            <w:r>
+              <w:rPr>
+                <w:b/>
+                <w:sz w:val="19"/>
+              </w:rPr>
+              <w:t>function</w:t>
+            </w:r>
+            <w:r>
+              <w:rPr>
+                <w:sz w:val="19"/>
+              </w:rPr>
+              <w:t xml:space="preserve"> — cutting, grasping, clamping, retracting, suturing, suctioning — with quantities and the reason each item is present. Answer 'enumerate the contents' questions using these groups as headings.</w:t>
+            </w:r>
+          </w:p>
+        </w:tc>
+      </w:tr>
+      <w:tr>
+        <w:tc>
+          <w:tcPr>
+            <w:tcW w:type="dxa" w:w="2835"/>
+            <w:vAlign w:val="top"/>
+            <w:tcMar>
+              <w:top w:w="70" w:type="dxa"/>
+              <w:start w:w="0" w:type="dxa"/>
+              <w:bottom w:w="70" w:type="dxa"/>
+              <w:end w:w="110" w:type="dxa"/>
+            </w:tcMar>
+          </w:tcPr>
+          <w:p>
+            <w:pPr>
+              <w:pStyle w:val="TabHead"/>
+            </w:pPr>
+            <w:r>
+              <w:rPr>
+                <w:sz w:val="19"/>
+              </w:rPr>
+              <w:t>Additional supplies</w:t>
+            </w:r>
+          </w:p>
+        </w:tc>
+        <w:tc>
+          <w:tcPr>
+            <w:tcW w:type="dxa" w:w="7965"/>
+            <w:vAlign w:val="top"/>
+            <w:tcMar>
+              <w:top w:w="70" w:type="dxa"/>
+              <w:start w:w="0" w:type="dxa"/>
+              <w:bottom w:w="70" w:type="dxa"/>
+              <w:end w:w="110" w:type="dxa"/>
+            </w:tcMar>
+          </w:tcPr>
+          <w:p>
+            <w:pPr>
+              <w:pStyle w:val="TabCell"/>
+            </w:pPr>
+            <w:r>
+              <w:rPr>
+                <w:sz w:val="19"/>
+              </w:rPr>
+              <w:t>Position, draping, structures at risk and procedure-specific notes.</w:t>
+            </w:r>
+          </w:p>
+        </w:tc>
+      </w:tr>
+      <w:tr>
+        <w:tc>
+          <w:tcPr>
+            <w:tcW w:type="dxa" w:w="2835"/>
+            <w:vAlign w:val="top"/>
+            <w:tcMar>
+              <w:top w:w="70" w:type="dxa"/>
+              <w:start w:w="0" w:type="dxa"/>
+              <w:bottom w:w="70" w:type="dxa"/>
+              <w:end w:w="110" w:type="dxa"/>
+            </w:tcMar>
+          </w:tcPr>
+          <w:p>
+            <w:pPr>
+              <w:pStyle w:val="TabHead"/>
+            </w:pPr>
+            <w:r>
+              <w:rPr>
+                <w:sz w:val="19"/>
+              </w:rPr>
+              <w:t>Comparison table</w:t>
+            </w:r>
+          </w:p>
+        </w:tc>
+        <w:tc>
+          <w:tcPr>
+            <w:tcW w:type="dxa" w:w="7965"/>
+            <w:vAlign w:val="top"/>
+            <w:tcMar>
+              <w:top w:w="70" w:type="dxa"/>
+              <w:start w:w="0" w:type="dxa"/>
+              <w:bottom w:w="70" w:type="dxa"/>
+              <w:end w:w="110" w:type="dxa"/>
+            </w:tcMar>
+          </w:tcPr>
+          <w:p>
+            <w:pPr>
+              <w:pStyle w:val="TabCell"/>
+            </w:pPr>
+            <w:r>
+              <w:rPr>
+                <w:sz w:val="19"/>
+              </w:rPr>
+              <w:t>Where two trays or two instruments are easily confused, they are set side by side.</w:t>
+            </w:r>
+          </w:p>
+        </w:tc>
+      </w:tr>
+      <w:tr>
+        <w:tc>
+          <w:tcPr>
+            <w:tcW w:type="dxa" w:w="2835"/>
+            <w:vAlign w:val="top"/>
+            <w:tcMar>
+              <w:top w:w="70" w:type="dxa"/>
+              <w:start w:w="0" w:type="dxa"/>
+              <w:bottom w:w="70" w:type="dxa"/>
+              <w:end w:w="110" w:type="dxa"/>
+            </w:tcMar>
+          </w:tcPr>
+          <w:p>
+            <w:pPr>
+              <w:pStyle w:val="TabHead"/>
+            </w:pPr>
+            <w:r>
+              <w:rPr>
+                <w:sz w:val="19"/>
+              </w:rPr>
+              <w:t>Examination pointers</w:t>
+            </w:r>
+          </w:p>
+        </w:tc>
+        <w:tc>
+          <w:tcPr>
+            <w:tcW w:type="dxa" w:w="7965"/>
+            <w:vAlign w:val="top"/>
+            <w:tcMar>
+              <w:top w:w="70" w:type="dxa"/>
+              <w:start w:w="0" w:type="dxa"/>
+              <w:bottom w:w="70" w:type="dxa"/>
+              <w:end w:w="110" w:type="dxa"/>
+            </w:tcMar>
+          </w:tcPr>
+          <w:p>
+            <w:pPr>
+              <w:pStyle w:val="TabCell"/>
+            </w:pPr>
+            <w:r>
+              <w:rPr>
+                <w:sz w:val="19"/>
+              </w:rPr>
+              <w:t>The specific facts most often awarded marks — learn these last, as revision.</w:t>
+            </w:r>
+          </w:p>
+        </w:tc>
+      </w:tr>
+      <w:tr>
+        <w:tc>
+          <w:tcPr>
+            <w:tcW w:type="dxa" w:w="2835"/>
+            <w:vAlign w:val="top"/>
+            <w:tcMar>
+              <w:top w:w="70" w:type="dxa"/>
+              <w:start w:w="0" w:type="dxa"/>
+              <w:bottom w:w="70" w:type="dxa"/>
+              <w:end w:w="110" w:type="dxa"/>
+            </w:tcMar>
+          </w:tcPr>
+          <w:p>
+            <w:pPr>
+              <w:pStyle w:val="TabHead"/>
+            </w:pPr>
+            <w:r>
+              <w:rPr>
+                <w:sz w:val="19"/>
+              </w:rPr>
+              <w:t>Common mistakes</w:t>
+            </w:r>
+          </w:p>
+        </w:tc>
+        <w:tc>
+          <w:tcPr>
+            <w:tcW w:type="dxa" w:w="7965"/>
+            <w:vAlign w:val="top"/>
+            <w:tcMar>
+              <w:top w:w="70" w:type="dxa"/>
+              <w:start w:w="0" w:type="dxa"/>
+              <w:bottom w:w="70" w:type="dxa"/>
+              <w:end w:w="110" w:type="dxa"/>
+            </w:tcMar>
+          </w:tcPr>
+          <w:p>
+            <w:pPr>
+              <w:pStyle w:val="TabCell"/>
+            </w:pPr>
+            <w:r>
+              <w:rPr>
+                <w:sz w:val="19"/>
+              </w:rPr>
+              <w:t>Errors that lose marks, marked with ✗.</w:t>
+            </w:r>
+          </w:p>
+        </w:tc>
+      </w:tr>
+      <w:tr>
+        <w:tc>
+          <w:tcPr>
+            <w:tcW w:type="dxa" w:w="2835"/>
+            <w:vAlign w:val="top"/>
+            <w:tcMar>
+              <w:top w:w="70" w:type="dxa"/>
+              <w:start w:w="0" w:type="dxa"/>
+              <w:bottom w:w="70" w:type="dxa"/>
+              <w:end w:w="110" w:type="dxa"/>
+            </w:tcMar>
+          </w:tcPr>
+          <w:p>
+            <w:pPr>
+              <w:pStyle w:val="TabHead"/>
+            </w:pPr>
+            <w:r>
+              <w:rPr>
+                <w:sz w:val="19"/>
+              </w:rPr>
+              <w:t>Likely examination questions</w:t>
+            </w:r>
+          </w:p>
+        </w:tc>
+        <w:tc>
+          <w:tcPr>
+            <w:tcW w:type="dxa" w:w="7965"/>
+            <w:vAlign w:val="top"/>
+            <w:tcMar>
+              <w:top w:w="70" w:type="dxa"/>
+              <w:start w:w="0" w:type="dxa"/>
+              <w:bottom w:w="70" w:type="dxa"/>
+              <w:end w:w="110" w:type="dxa"/>
+            </w:tcMar>
+          </w:tcPr>
+          <w:p>
+            <w:pPr>
+              <w:pStyle w:val="TabCell"/>
+            </w:pPr>
+            <w:r>
+              <w:rPr>
+                <w:sz w:val="19"/>
+              </w:rPr>
+              <w:t>Questions with model answers written at the length an examiner expects.</w:t>
+            </w:r>
+          </w:p>
+        </w:tc>
+      </w:tr>
+      <w:tr>
+        <w:tc>
+          <w:tcPr>
+            <w:tcW w:type="dxa" w:w="2835"/>
+            <w:vAlign w:val="top"/>
+            <w:tcMar>
+              <w:top w:w="70" w:type="dxa"/>
+              <w:start w:w="0" w:type="dxa"/>
+              <w:bottom w:w="70" w:type="dxa"/>
+              <w:end w:w="110" w:type="dxa"/>
+            </w:tcMar>
+          </w:tcPr>
+          <w:p>
+            <w:pPr>
+              <w:pStyle w:val="TabHead"/>
+            </w:pPr>
+            <w:r>
+              <w:rPr>
+                <w:sz w:val="19"/>
+              </w:rPr>
+              <w:t>A note on quantities</w:t>
+            </w:r>
+          </w:p>
+        </w:tc>
+        <w:tc>
+          <w:tcPr>
+            <w:tcW w:type="dxa" w:w="7965"/>
+            <w:vAlign w:val="top"/>
+            <w:tcMar>
+              <w:top w:w="70" w:type="dxa"/>
+              <w:start w:w="0" w:type="dxa"/>
+              <w:bottom w:w="70" w:type="dxa"/>
+              <w:end w:w="110" w:type="dxa"/>
+            </w:tcMar>
+          </w:tcPr>
+          <w:p>
+            <w:pPr>
+              <w:pStyle w:val="TabCell"/>
+            </w:pPr>
+            <w:r>
+              <w:rPr>
+                <w:sz w:val="19"/>
+              </w:rPr>
+              <w:t xml:space="preserve">Instrument </w:t>
+            </w:r>
+            <w:r>
+              <w:rPr>
+                <w:b/>
+                <w:sz w:val="19"/>
+              </w:rPr>
+              <w:t>names, functions and groupings</w:t>
+            </w:r>
+            <w:r>
+              <w:rPr>
+                <w:sz w:val="19"/>
+              </w:rPr>
+              <w:t xml:space="preserve"> are standard. The </w:t>
+            </w:r>
+            <w:r>
+              <w:rPr>
+                <w:b/>
+                <w:sz w:val="19"/>
+              </w:rPr>
+              <w:t>numbers</w:t>
+            </w:r>
+            <w:r>
+              <w:rPr>
+                <w:sz w:val="19"/>
+              </w:rPr>
+              <w:t xml:space="preserve"> ("6 Allis clamps") vary between institutions — please cross-check them against your prescribed textbook.</w:t>
+            </w:r>
+          </w:p>
+        </w:tc>
+      </w:tr>
+      <w:tr>
+        <w:tc>
+          <w:tcPr>
+            <w:tcW w:type="dxa" w:w="2835"/>
+            <w:vAlign w:val="top"/>
+            <w:tcMar>
+              <w:top w:w="70" w:type="dxa"/>
+              <w:start w:w="0" w:type="dxa"/>
+              <w:bottom w:w="70" w:type="dxa"/>
+              <w:end w:w="110" w:type="dxa"/>
+            </w:tcMar>
+          </w:tcPr>
+          <w:p>
+            <w:pPr>
+              <w:pStyle w:val="TabHead"/>
+            </w:pPr>
+            <w:r>
+              <w:rPr>
+                <w:sz w:val="19"/>
+              </w:rPr>
+              <w:t>Printing</w:t>
+            </w:r>
+          </w:p>
+        </w:tc>
+        <w:tc>
+          <w:tcPr>
+            <w:tcW w:type="dxa" w:w="7965"/>
+            <w:vAlign w:val="top"/>
+            <w:tcMar>
+              <w:top w:w="70" w:type="dxa"/>
+              <w:start w:w="0" w:type="dxa"/>
+              <w:bottom w:w="70" w:type="dxa"/>
+              <w:end w:w="110" w:type="dxa"/>
+            </w:tcMar>
+          </w:tcPr>
+          <w:p>
+            <w:pPr>
+              <w:pStyle w:val="TabCell"/>
+            </w:pPr>
+            <w:r>
+              <w:rPr>
+                <w:sz w:val="19"/>
+              </w:rPr>
+              <w:t>Legal paper (8.5 × 14 in), 1.27 cm margins, monochrome throughout. No information depends on colour, so a black-and-white printer loses nothing.</w:t>
+            </w:r>
+          </w:p>
+        </w:tc>
+      </w:tr>
+    </w:tbl>
+    <w:p>
+      <w:pPr>
+        <w:spacing w:before="0" w:after="120" w:line="240" w:lineRule="auto"/>
+      </w:pPr>
     </w:p>
     <w:p>
       <w:r>
@@ -262,7 +1294,7 @@
             </w:r>
           </w:p>
           <w:p>
-            <w:bookmarkStart w:id="1043" w:name="part_V"/>
+            <w:bookmarkStart w:id="1049" w:name="part_V"/>
             <w:pPr>
               <w:pStyle w:val="Heading1"/>
               <w:jc w:val="left"/>
@@ -277,7 +1309,7 @@
               </w:rPr>
               <w:t>Cardiovascular Trays</w:t>
             </w:r>
-            <w:bookmarkEnd w:id="1043"/>
+            <w:bookmarkEnd w:id="1049"/>
           </w:p>
           <w:p>
             <w:pPr>
@@ -347,12 +1379,7 @@
       </w:r>
     </w:p>
     <w:p>
-      <w:r>
-        <w:br w:type="page"/>
-      </w:r>
-    </w:p>
-    <w:p>
-      <w:bookmarkStart w:id="1044" w:name="tray_5_1"/>
+      <w:bookmarkStart w:id="1050" w:name="tray_5_1"/>
       <w:pPr>
         <w:pStyle w:val="Heading2"/>
         <w:spacing w:before="320" w:after="40"/>
@@ -379,7 +1406,7 @@
         </w:rPr>
         <w:t>Vascular Procedures Tray</w:t>
       </w:r>
-      <w:bookmarkEnd w:id="1044"/>
+      <w:bookmarkEnd w:id="1050"/>
     </w:p>
     <w:p>
       <w:pPr>
@@ -664,124 +1691,129 @@
               <w:t>Fig 5.1 — Everything is atraumatic</w:t>
             </w:r>
           </w:p>
-          <w:tbl>
-            <w:tblPr>
-              <w:tblW w:type="auto" w:w="0"/>
-              <w:tblLayout w:type="fixed"/>
-              <w:tblLook w:firstColumn="1" w:firstRow="1" w:lastColumn="0" w:lastRow="0" w:noHBand="0" w:noVBand="1" w:val="04A0"/>
-              <w:tblBorders>
-                <w:top w:val="single" w:sz="6" w:space="0" w:color="000000"/>
-                <w:left w:val="single" w:sz="20" w:space="0" w:color="000000"/>
-                <w:bottom w:val="single" w:sz="6" w:space="0" w:color="000000"/>
-                <w:right w:val="single" w:sz="6" w:space="0" w:color="000000"/>
-              </w:tblBorders>
-            </w:tblPr>
-            <w:tblGrid>
-              <w:gridCol w:w="3685"/>
-            </w:tblGrid>
-            <w:tr>
-              <w:tc>
-                <w:tcPr>
-                  <w:tcW w:type="dxa" w:w="3685"/>
-                  <w:shd w:val="clear" w:color="auto" w:fill="F0F0F0"/>
-                  <w:tcMar>
-                    <w:top w:w="90" w:type="dxa"/>
-                    <w:start w:w="120" w:type="dxa"/>
-                    <w:bottom w:w="90" w:type="dxa"/>
-                    <w:end w:w="120" w:type="dxa"/>
-                  </w:tcMar>
-                </w:tcPr>
-                <w:p>
-                  <w:pPr>
-                    <w:pStyle w:val="BoxHead"/>
-                    <w:spacing w:before="0" w:after="60"/>
-                  </w:pPr>
-                  <w:r>
-                    <w:t>Atraumatic means what?</w:t>
-                  </w:r>
-                </w:p>
-                <w:p>
-                  <w:pPr>
-                    <w:pStyle w:val="BoxBody"/>
-                    <w:spacing w:before="20" w:after="40"/>
-                    <w:ind w:start="181" w:hanging="181"/>
-                  </w:pPr>
-                  <w:r>
-                    <w:rPr>
-                      <w:rFonts w:ascii="Calibri" w:hAnsi="Calibri"/>
-                      <w:b/>
-                    </w:rPr>
-                    <w:t xml:space="preserve">▪  </w:t>
-                  </w:r>
-                  <w:r>
-                    <w:rPr>
-                      <w:b/>
-                    </w:rPr>
-                    <w:t>DeBakey jaws</w:t>
-                  </w:r>
-                  <w:r>
-                    <w:t xml:space="preserve"> have fine longitudinal rows — they hold without crushing the intima.</w:t>
-                  </w:r>
-                </w:p>
-                <w:p>
-                  <w:pPr>
-                    <w:pStyle w:val="BoxBody"/>
-                    <w:spacing w:before="20" w:after="40"/>
-                    <w:ind w:start="181" w:hanging="181"/>
-                  </w:pPr>
-                  <w:r>
-                    <w:rPr>
-                      <w:rFonts w:ascii="Calibri" w:hAnsi="Calibri"/>
-                      <w:b/>
-                    </w:rPr>
-                    <w:t xml:space="preserve">▪  </w:t>
-                  </w:r>
-                  <w:r>
-                    <w:t xml:space="preserve">A </w:t>
-                  </w:r>
-                  <w:r>
-                    <w:rPr>
-                      <w:b/>
-                    </w:rPr>
-                    <w:t>toothed forceps on an artery is a surgical error</w:t>
-                  </w:r>
-                  <w:r>
-                    <w:t>: intimal injury seeds thrombosis.</w:t>
-                  </w:r>
-                </w:p>
-                <w:p>
-                  <w:pPr>
-                    <w:pStyle w:val="BoxBody"/>
-                    <w:spacing w:before="20" w:after="40"/>
-                    <w:ind w:start="181" w:hanging="181"/>
-                  </w:pPr>
-                  <w:r>
-                    <w:rPr>
-                      <w:rFonts w:ascii="Calibri" w:hAnsi="Calibri"/>
-                      <w:b/>
-                    </w:rPr>
-                    <w:t xml:space="preserve">▪  </w:t>
-                  </w:r>
-                  <w:r>
-                    <w:t xml:space="preserve">The same logic makes every vascular clamp </w:t>
-                  </w:r>
-                  <w:r>
-                    <w:rPr>
-                      <w:b/>
-                    </w:rPr>
-                    <w:t>non-crushing</w:t>
-                  </w:r>
-                  <w:r>
-                    <w:t>.</w:t>
-                  </w:r>
-                </w:p>
-              </w:tc>
-            </w:tr>
-          </w:tbl>
-          <w:p/>
         </w:tc>
       </w:tr>
     </w:tbl>
+    <w:tbl>
+      <w:tblPr>
+        <w:tblW w:type="auto" w:w="0"/>
+        <w:jc w:val="center"/>
+        <w:tblLayout w:type="fixed"/>
+        <w:tblLook w:firstColumn="1" w:firstRow="1" w:lastColumn="0" w:lastRow="0" w:noHBand="0" w:noVBand="1" w:val="04A0"/>
+        <w:tblBorders>
+          <w:top w:val="single" w:sz="6" w:space="0" w:color="000000"/>
+          <w:left w:val="single" w:sz="24" w:space="0" w:color="000000"/>
+          <w:bottom w:val="single" w:sz="6" w:space="0" w:color="000000"/>
+          <w:right w:val="single" w:sz="6" w:space="0" w:color="000000"/>
+        </w:tblBorders>
+      </w:tblPr>
+      <w:tblGrid>
+        <w:gridCol w:w="10800"/>
+      </w:tblGrid>
+      <w:tr>
+        <w:tc>
+          <w:tcPr>
+            <w:tcW w:type="dxa" w:w="10800"/>
+            <w:shd w:val="clear" w:color="auto" w:fill="E4E4E4"/>
+            <w:tcMar>
+              <w:top w:w="110" w:type="dxa"/>
+              <w:start w:w="150" w:type="dxa"/>
+              <w:bottom w:w="110" w:type="dxa"/>
+              <w:end w:w="150" w:type="dxa"/>
+            </w:tcMar>
+          </w:tcPr>
+          <w:p>
+            <w:pPr>
+              <w:pStyle w:val="BoxHead"/>
+              <w:spacing w:before="0" w:after="60"/>
+            </w:pPr>
+            <w:r>
+              <w:t>Atraumatic means what?</w:t>
+            </w:r>
+          </w:p>
+          <w:p>
+            <w:pPr>
+              <w:pStyle w:val="BoxBody"/>
+              <w:spacing w:before="20" w:after="40"/>
+              <w:ind w:start="204" w:hanging="204"/>
+            </w:pPr>
+            <w:r>
+              <w:rPr>
+                <w:rFonts w:ascii="Calibri" w:hAnsi="Calibri"/>
+                <w:b/>
+              </w:rPr>
+              <w:t xml:space="preserve">▪  </w:t>
+            </w:r>
+            <w:r>
+              <w:rPr>
+                <w:b/>
+              </w:rPr>
+              <w:t>DeBakey jaws</w:t>
+            </w:r>
+            <w:r>
+              <w:t xml:space="preserve"> have fine longitudinal rows — they hold without crushing the intima.</w:t>
+            </w:r>
+          </w:p>
+          <w:p>
+            <w:pPr>
+              <w:pStyle w:val="BoxBody"/>
+              <w:spacing w:before="20" w:after="40"/>
+              <w:ind w:start="204" w:hanging="204"/>
+            </w:pPr>
+            <w:r>
+              <w:rPr>
+                <w:rFonts w:ascii="Calibri" w:hAnsi="Calibri"/>
+                <w:b/>
+              </w:rPr>
+              <w:t xml:space="preserve">▪  </w:t>
+            </w:r>
+            <w:r>
+              <w:t xml:space="preserve">A </w:t>
+            </w:r>
+            <w:r>
+              <w:rPr>
+                <w:b/>
+              </w:rPr>
+              <w:t>toothed forceps on an artery is a surgical error</w:t>
+            </w:r>
+            <w:r>
+              <w:t>: intimal injury seeds thrombosis.</w:t>
+            </w:r>
+          </w:p>
+          <w:p>
+            <w:pPr>
+              <w:pStyle w:val="BoxBody"/>
+              <w:spacing w:before="20" w:after="40"/>
+              <w:ind w:start="204" w:hanging="204"/>
+            </w:pPr>
+            <w:r>
+              <w:rPr>
+                <w:rFonts w:ascii="Calibri" w:hAnsi="Calibri"/>
+                <w:b/>
+              </w:rPr>
+              <w:t xml:space="preserve">▪  </w:t>
+            </w:r>
+            <w:r>
+              <w:t xml:space="preserve">The same logic makes every vascular clamp </w:t>
+            </w:r>
+            <w:r>
+              <w:rPr>
+                <w:b/>
+              </w:rPr>
+              <w:t>non-crushing</w:t>
+            </w:r>
+            <w:r>
+              <w:t>.</w:t>
+            </w:r>
+          </w:p>
+        </w:tc>
+      </w:tr>
+    </w:tbl>
+    <w:p>
+      <w:pPr>
+        <w:spacing w:before="0" w:after="140" w:line="240" w:lineRule="auto"/>
+      </w:pPr>
+    </w:p>
     <w:p>
       <w:pPr>
         <w:pStyle w:val="Heading3"/>
@@ -4483,7 +5515,7 @@
       </w:r>
     </w:p>
     <w:p>
-      <w:bookmarkStart w:id="1045" w:name="tray_5_2"/>
+      <w:bookmarkStart w:id="1051" w:name="tray_5_2"/>
       <w:pPr>
         <w:pStyle w:val="Heading2"/>
         <w:spacing w:before="320" w:after="40"/>
@@ -4510,7 +5542,7 @@
         </w:rPr>
         <w:t>Vascular Shunt Tray</w:t>
       </w:r>
-      <w:bookmarkEnd w:id="1045"/>
+      <w:bookmarkEnd w:id="1051"/>
     </w:p>
     <w:p>
       <w:pPr>
@@ -4788,130 +5820,135 @@
               <w:t>Fig 5.2 — Two vessels, one anastomosis</w:t>
             </w:r>
           </w:p>
-          <w:tbl>
-            <w:tblPr>
-              <w:tblW w:type="auto" w:w="0"/>
-              <w:tblLayout w:type="fixed"/>
-              <w:tblLook w:firstColumn="1" w:firstRow="1" w:lastColumn="0" w:lastRow="0" w:noHBand="0" w:noVBand="1" w:val="04A0"/>
-              <w:tblBorders>
-                <w:top w:val="single" w:sz="6" w:space="0" w:color="000000"/>
-                <w:left w:val="single" w:sz="20" w:space="0" w:color="000000"/>
-                <w:bottom w:val="single" w:sz="6" w:space="0" w:color="000000"/>
-                <w:right w:val="single" w:sz="6" w:space="0" w:color="000000"/>
-              </w:tblBorders>
-            </w:tblPr>
-            <w:tblGrid>
-              <w:gridCol w:w="3685"/>
-            </w:tblGrid>
-            <w:tr>
-              <w:tc>
-                <w:tcPr>
-                  <w:tcW w:type="dxa" w:w="3685"/>
-                  <w:shd w:val="clear" w:color="auto" w:fill="F0F0F0"/>
-                  <w:tcMar>
-                    <w:top w:w="90" w:type="dxa"/>
-                    <w:start w:w="120" w:type="dxa"/>
-                    <w:bottom w:w="90" w:type="dxa"/>
-                    <w:end w:w="120" w:type="dxa"/>
-                  </w:tcMar>
-                </w:tcPr>
-                <w:p>
-                  <w:pPr>
-                    <w:pStyle w:val="BoxHead"/>
-                    <w:spacing w:before="0" w:after="60"/>
-                  </w:pPr>
-                  <w:r>
-                    <w:t>Selective versus non-selective</w:t>
-                  </w:r>
-                </w:p>
-                <w:p>
-                  <w:pPr>
-                    <w:pStyle w:val="BoxBody"/>
-                    <w:spacing w:before="20" w:after="40"/>
-                    <w:ind w:start="181" w:hanging="181"/>
-                  </w:pPr>
-                  <w:r>
-                    <w:rPr>
-                      <w:rFonts w:ascii="Calibri" w:hAnsi="Calibri"/>
-                      <w:b/>
-                    </w:rPr>
-                    <w:t xml:space="preserve">▪  </w:t>
-                  </w:r>
-                  <w:r>
-                    <w:rPr>
-                      <w:b/>
-                    </w:rPr>
-                    <w:t>Non-selective</w:t>
-                  </w:r>
-                  <w:r>
-                    <w:t xml:space="preserve"> (portocaval, mesocaval): decompresses the whole portal system → effective but </w:t>
-                  </w:r>
-                  <w:r>
-                    <w:rPr>
-                      <w:b/>
-                    </w:rPr>
-                    <w:t>high encephalopathy rate</w:t>
-                  </w:r>
-                  <w:r>
-                    <w:t>.</w:t>
-                  </w:r>
-                </w:p>
-                <w:p>
-                  <w:pPr>
-                    <w:pStyle w:val="BoxBody"/>
-                    <w:spacing w:before="20" w:after="40"/>
-                    <w:ind w:start="181" w:hanging="181"/>
-                  </w:pPr>
-                  <w:r>
-                    <w:rPr>
-                      <w:rFonts w:ascii="Calibri" w:hAnsi="Calibri"/>
-                      <w:b/>
-                    </w:rPr>
-                    <w:t xml:space="preserve">▪  </w:t>
-                  </w:r>
-                  <w:r>
-                    <w:rPr>
-                      <w:b/>
-                    </w:rPr>
-                    <w:t>Selective</w:t>
-                  </w:r>
-                  <w:r>
-                    <w:t xml:space="preserve"> (distal splenorenal / Warren): decompresses only the gastro-oesophageal varices → </w:t>
-                  </w:r>
-                  <w:r>
-                    <w:rPr>
-                      <w:b/>
-                    </w:rPr>
-                    <w:t>less encephalopathy</w:t>
-                  </w:r>
-                  <w:r>
-                    <w:t>.</w:t>
-                  </w:r>
-                </w:p>
-                <w:p>
-                  <w:pPr>
-                    <w:pStyle w:val="BoxBody"/>
-                    <w:spacing w:before="20" w:after="40"/>
-                    <w:ind w:start="181" w:hanging="181"/>
-                  </w:pPr>
-                  <w:r>
-                    <w:rPr>
-                      <w:rFonts w:ascii="Calibri" w:hAnsi="Calibri"/>
-                      <w:b/>
-                    </w:rPr>
-                    <w:t xml:space="preserve">▪  </w:t>
-                  </w:r>
-                  <w:r>
-                    <w:t>A very commonly examined distinction.</w:t>
-                  </w:r>
-                </w:p>
-              </w:tc>
-            </w:tr>
-          </w:tbl>
-          <w:p/>
         </w:tc>
       </w:tr>
     </w:tbl>
+    <w:tbl>
+      <w:tblPr>
+        <w:tblW w:type="auto" w:w="0"/>
+        <w:jc w:val="center"/>
+        <w:tblLayout w:type="fixed"/>
+        <w:tblLook w:firstColumn="1" w:firstRow="1" w:lastColumn="0" w:lastRow="0" w:noHBand="0" w:noVBand="1" w:val="04A0"/>
+        <w:tblBorders>
+          <w:top w:val="single" w:sz="6" w:space="0" w:color="000000"/>
+          <w:left w:val="single" w:sz="24" w:space="0" w:color="000000"/>
+          <w:bottom w:val="single" w:sz="6" w:space="0" w:color="000000"/>
+          <w:right w:val="single" w:sz="6" w:space="0" w:color="000000"/>
+        </w:tblBorders>
+      </w:tblPr>
+      <w:tblGrid>
+        <w:gridCol w:w="10800"/>
+      </w:tblGrid>
+      <w:tr>
+        <w:tc>
+          <w:tcPr>
+            <w:tcW w:type="dxa" w:w="10800"/>
+            <w:shd w:val="clear" w:color="auto" w:fill="E4E4E4"/>
+            <w:tcMar>
+              <w:top w:w="110" w:type="dxa"/>
+              <w:start w:w="150" w:type="dxa"/>
+              <w:bottom w:w="110" w:type="dxa"/>
+              <w:end w:w="150" w:type="dxa"/>
+            </w:tcMar>
+          </w:tcPr>
+          <w:p>
+            <w:pPr>
+              <w:pStyle w:val="BoxHead"/>
+              <w:spacing w:before="0" w:after="60"/>
+            </w:pPr>
+            <w:r>
+              <w:t>Selective versus non-selective</w:t>
+            </w:r>
+          </w:p>
+          <w:p>
+            <w:pPr>
+              <w:pStyle w:val="BoxBody"/>
+              <w:spacing w:before="20" w:after="40"/>
+              <w:ind w:start="204" w:hanging="204"/>
+            </w:pPr>
+            <w:r>
+              <w:rPr>
+                <w:rFonts w:ascii="Calibri" w:hAnsi="Calibri"/>
+                <w:b/>
+              </w:rPr>
+              <w:t xml:space="preserve">▪  </w:t>
+            </w:r>
+            <w:r>
+              <w:rPr>
+                <w:b/>
+              </w:rPr>
+              <w:t>Non-selective</w:t>
+            </w:r>
+            <w:r>
+              <w:t xml:space="preserve"> (portocaval, mesocaval): decompresses the whole portal system → effective but </w:t>
+            </w:r>
+            <w:r>
+              <w:rPr>
+                <w:b/>
+              </w:rPr>
+              <w:t>high encephalopathy rate</w:t>
+            </w:r>
+            <w:r>
+              <w:t>.</w:t>
+            </w:r>
+          </w:p>
+          <w:p>
+            <w:pPr>
+              <w:pStyle w:val="BoxBody"/>
+              <w:spacing w:before="20" w:after="40"/>
+              <w:ind w:start="204" w:hanging="204"/>
+            </w:pPr>
+            <w:r>
+              <w:rPr>
+                <w:rFonts w:ascii="Calibri" w:hAnsi="Calibri"/>
+                <w:b/>
+              </w:rPr>
+              <w:t xml:space="preserve">▪  </w:t>
+            </w:r>
+            <w:r>
+              <w:rPr>
+                <w:b/>
+              </w:rPr>
+              <w:t>Selective</w:t>
+            </w:r>
+            <w:r>
+              <w:t xml:space="preserve"> (distal splenorenal / Warren): decompresses only the gastro-oesophageal varices → </w:t>
+            </w:r>
+            <w:r>
+              <w:rPr>
+                <w:b/>
+              </w:rPr>
+              <w:t>less encephalopathy</w:t>
+            </w:r>
+            <w:r>
+              <w:t>.</w:t>
+            </w:r>
+          </w:p>
+          <w:p>
+            <w:pPr>
+              <w:pStyle w:val="BoxBody"/>
+              <w:spacing w:before="20" w:after="40"/>
+              <w:ind w:start="204" w:hanging="204"/>
+            </w:pPr>
+            <w:r>
+              <w:rPr>
+                <w:rFonts w:ascii="Calibri" w:hAnsi="Calibri"/>
+                <w:b/>
+              </w:rPr>
+              <w:t xml:space="preserve">▪  </w:t>
+            </w:r>
+            <w:r>
+              <w:t>A very commonly examined distinction.</w:t>
+            </w:r>
+          </w:p>
+        </w:tc>
+      </w:tr>
+    </w:tbl>
+    <w:p>
+      <w:pPr>
+        <w:spacing w:before="0" w:after="140" w:line="240" w:lineRule="auto"/>
+      </w:pPr>
+    </w:p>
     <w:p>
       <w:pPr>
         <w:pStyle w:val="Heading3"/>
@@ -7865,7 +8902,7 @@
       </w:r>
     </w:p>
     <w:p>
-      <w:bookmarkStart w:id="1046" w:name="tray_5_3"/>
+      <w:bookmarkStart w:id="1052" w:name="tray_5_3"/>
       <w:pPr>
         <w:pStyle w:val="Heading2"/>
         <w:spacing w:before="320" w:after="40"/>
@@ -7892,7 +8929,7 @@
         </w:rPr>
         <w:t>Cardiac Procedures Tray</w:t>
       </w:r>
-      <w:bookmarkEnd w:id="1046"/>
+      <w:bookmarkEnd w:id="1052"/>
     </w:p>
     <w:p>
       <w:pPr>
@@ -8197,112 +9234,117 @@
               <w:t>Fig 5.3 — Open the sternum, take over the circulation, repair, restart</w:t>
             </w:r>
           </w:p>
-          <w:tbl>
-            <w:tblPr>
-              <w:tblW w:type="auto" w:w="0"/>
-              <w:tblLayout w:type="fixed"/>
-              <w:tblLook w:firstColumn="1" w:firstRow="1" w:lastColumn="0" w:lastRow="0" w:noHBand="0" w:noVBand="1" w:val="04A0"/>
-              <w:tblBorders>
-                <w:top w:val="single" w:sz="6" w:space="0" w:color="000000"/>
-                <w:left w:val="single" w:sz="20" w:space="0" w:color="000000"/>
-                <w:bottom w:val="single" w:sz="6" w:space="0" w:color="000000"/>
-                <w:right w:val="single" w:sz="6" w:space="0" w:color="000000"/>
-              </w:tblBorders>
-            </w:tblPr>
-            <w:tblGrid>
-              <w:gridCol w:w="3685"/>
-            </w:tblGrid>
-            <w:tr>
-              <w:tc>
-                <w:tcPr>
-                  <w:tcW w:type="dxa" w:w="3685"/>
-                  <w:shd w:val="clear" w:color="auto" w:fill="F0F0F0"/>
-                  <w:tcMar>
-                    <w:top w:w="90" w:type="dxa"/>
-                    <w:start w:w="120" w:type="dxa"/>
-                    <w:bottom w:w="90" w:type="dxa"/>
-                    <w:end w:w="120" w:type="dxa"/>
-                  </w:tcMar>
-                </w:tcPr>
-                <w:p>
-                  <w:pPr>
-                    <w:pStyle w:val="BoxHead"/>
-                    <w:spacing w:before="0" w:after="60"/>
-                  </w:pPr>
-                  <w:r>
-                    <w:t>Count the wire</w:t>
-                  </w:r>
-                </w:p>
-                <w:p>
-                  <w:pPr>
-                    <w:pStyle w:val="BoxBody"/>
-                    <w:spacing w:before="20" w:after="40"/>
-                    <w:ind w:start="181" w:hanging="181"/>
-                  </w:pPr>
-                  <w:r>
-                    <w:rPr>
-                      <w:rFonts w:ascii="Calibri" w:hAnsi="Calibri"/>
-                      <w:b/>
-                    </w:rPr>
-                    <w:t xml:space="preserve">▪  </w:t>
-                  </w:r>
-                  <w:r>
-                    <w:rPr>
-                      <w:b/>
-                    </w:rPr>
-                    <w:t>Sternal wires, needle fragments and valve sizers are all countable items.</w:t>
-                  </w:r>
-                </w:p>
-                <w:p>
-                  <w:pPr>
-                    <w:pStyle w:val="BoxBody"/>
-                    <w:spacing w:before="20" w:after="40"/>
-                    <w:ind w:start="181" w:hanging="181"/>
-                  </w:pPr>
-                  <w:r>
-                    <w:rPr>
-                      <w:rFonts w:ascii="Calibri" w:hAnsi="Calibri"/>
-                      <w:b/>
-                    </w:rPr>
-                    <w:t xml:space="preserve">▪  </w:t>
-                  </w:r>
-                  <w:r>
-                    <w:t>A broken wire fragment in the mediastinum is a classic retained surgical item.</w:t>
-                  </w:r>
-                </w:p>
-                <w:p>
-                  <w:pPr>
-                    <w:pStyle w:val="BoxBody"/>
-                    <w:spacing w:before="20" w:after="40"/>
-                    <w:ind w:start="181" w:hanging="181"/>
-                  </w:pPr>
-                  <w:r>
-                    <w:rPr>
-                      <w:rFonts w:ascii="Calibri" w:hAnsi="Calibri"/>
-                      <w:b/>
-                    </w:rPr>
-                    <w:t xml:space="preserve">▪  </w:t>
-                  </w:r>
-                  <w:r>
-                    <w:t xml:space="preserve">An </w:t>
-                  </w:r>
-                  <w:r>
-                    <w:rPr>
-                      <w:b/>
-                    </w:rPr>
-                    <w:t>emergency re-sternotomy set stays at the bedside</w:t>
-                  </w:r>
-                  <w:r>
-                    <w:t xml:space="preserve"> in intensive care for tamponade.</w:t>
-                  </w:r>
-                </w:p>
-              </w:tc>
-            </w:tr>
-          </w:tbl>
-          <w:p/>
         </w:tc>
       </w:tr>
     </w:tbl>
+    <w:tbl>
+      <w:tblPr>
+        <w:tblW w:type="auto" w:w="0"/>
+        <w:jc w:val="center"/>
+        <w:tblLayout w:type="fixed"/>
+        <w:tblLook w:firstColumn="1" w:firstRow="1" w:lastColumn="0" w:lastRow="0" w:noHBand="0" w:noVBand="1" w:val="04A0"/>
+        <w:tblBorders>
+          <w:top w:val="single" w:sz="6" w:space="0" w:color="000000"/>
+          <w:left w:val="single" w:sz="24" w:space="0" w:color="000000"/>
+          <w:bottom w:val="single" w:sz="6" w:space="0" w:color="000000"/>
+          <w:right w:val="single" w:sz="6" w:space="0" w:color="000000"/>
+        </w:tblBorders>
+      </w:tblPr>
+      <w:tblGrid>
+        <w:gridCol w:w="10800"/>
+      </w:tblGrid>
+      <w:tr>
+        <w:tc>
+          <w:tcPr>
+            <w:tcW w:type="dxa" w:w="10800"/>
+            <w:shd w:val="clear" w:color="auto" w:fill="E4E4E4"/>
+            <w:tcMar>
+              <w:top w:w="110" w:type="dxa"/>
+              <w:start w:w="150" w:type="dxa"/>
+              <w:bottom w:w="110" w:type="dxa"/>
+              <w:end w:w="150" w:type="dxa"/>
+            </w:tcMar>
+          </w:tcPr>
+          <w:p>
+            <w:pPr>
+              <w:pStyle w:val="BoxHead"/>
+              <w:spacing w:before="0" w:after="60"/>
+            </w:pPr>
+            <w:r>
+              <w:t>Count the wire</w:t>
+            </w:r>
+          </w:p>
+          <w:p>
+            <w:pPr>
+              <w:pStyle w:val="BoxBody"/>
+              <w:spacing w:before="20" w:after="40"/>
+              <w:ind w:start="204" w:hanging="204"/>
+            </w:pPr>
+            <w:r>
+              <w:rPr>
+                <w:rFonts w:ascii="Calibri" w:hAnsi="Calibri"/>
+                <w:b/>
+              </w:rPr>
+              <w:t xml:space="preserve">▪  </w:t>
+            </w:r>
+            <w:r>
+              <w:rPr>
+                <w:b/>
+              </w:rPr>
+              <w:t>Sternal wires, needle fragments and valve sizers are all countable items.</w:t>
+            </w:r>
+          </w:p>
+          <w:p>
+            <w:pPr>
+              <w:pStyle w:val="BoxBody"/>
+              <w:spacing w:before="20" w:after="40"/>
+              <w:ind w:start="204" w:hanging="204"/>
+            </w:pPr>
+            <w:r>
+              <w:rPr>
+                <w:rFonts w:ascii="Calibri" w:hAnsi="Calibri"/>
+                <w:b/>
+              </w:rPr>
+              <w:t xml:space="preserve">▪  </w:t>
+            </w:r>
+            <w:r>
+              <w:t>A broken wire fragment in the mediastinum is a classic retained surgical item.</w:t>
+            </w:r>
+          </w:p>
+          <w:p>
+            <w:pPr>
+              <w:pStyle w:val="BoxBody"/>
+              <w:spacing w:before="20" w:after="40"/>
+              <w:ind w:start="204" w:hanging="204"/>
+            </w:pPr>
+            <w:r>
+              <w:rPr>
+                <w:rFonts w:ascii="Calibri" w:hAnsi="Calibri"/>
+                <w:b/>
+              </w:rPr>
+              <w:t xml:space="preserve">▪  </w:t>
+            </w:r>
+            <w:r>
+              <w:t xml:space="preserve">An </w:t>
+            </w:r>
+            <w:r>
+              <w:rPr>
+                <w:b/>
+              </w:rPr>
+              <w:t>emergency re-sternotomy set stays at the bedside</w:t>
+            </w:r>
+            <w:r>
+              <w:t xml:space="preserve"> in intensive care for tamponade.</w:t>
+            </w:r>
+          </w:p>
+        </w:tc>
+      </w:tr>
+    </w:tbl>
+    <w:p>
+      <w:pPr>
+        <w:spacing w:before="0" w:after="140" w:line="240" w:lineRule="auto"/>
+      </w:pPr>
+    </w:p>
     <w:p>
       <w:pPr>
         <w:pStyle w:val="Heading3"/>

--- a/surgical-instrument-trays/notes_by_part/05_Cardiovascular_Trays.docx
+++ b/surgical-instrument-trays/notes_by_part/05_Cardiovascular_Trays.docx
@@ -1922,7 +1922,7 @@
               <w:jc w:val="left"/>
             </w:pPr>
             <w:r>
-              <w:t>Notes / rationale</w:t>
+              <w:t>Key feature / rationale</w:t>
             </w:r>
           </w:p>
         </w:tc>
@@ -2699,6 +2699,9 @@
               <w:pStyle w:val="TabCellSm"/>
               <w:jc w:val="left"/>
             </w:pPr>
+            <w:r>
+              <w:t>applies and removes a spring clip without distorting its jaws</w:t>
+            </w:r>
           </w:p>
         </w:tc>
       </w:tr>
@@ -3017,6 +3020,9 @@
               <w:pStyle w:val="TabCellSm"/>
               <w:jc w:val="left"/>
             </w:pPr>
+            <w:r>
+              <w:t>frees the vessel from its sheath without intimal injury</w:t>
+            </w:r>
           </w:p>
         </w:tc>
       </w:tr>
@@ -3971,6 +3977,9 @@
               <w:pStyle w:val="TabCellSm"/>
               <w:jc w:val="left"/>
             </w:pPr>
+            <w:r>
+              <w:t>matches graft diameter to the native vessel to avoid turbulence</w:t>
+            </w:r>
           </w:p>
         </w:tc>
       </w:tr>
@@ -4039,6 +4048,9 @@
               <w:pStyle w:val="TabCellSm"/>
               <w:jc w:val="left"/>
             </w:pPr>
+            <w:r>
+              <w:t>controls needle-hole and anastomotic ooze that suture cannot</w:t>
+            </w:r>
           </w:p>
         </w:tc>
       </w:tr>
@@ -4351,6 +4363,9 @@
               <w:pStyle w:val="TabCellSm"/>
               <w:jc w:val="left"/>
             </w:pPr>
+            <w:r>
+              <w:t>cuts 6-0 to 8-0 monofilament cleanly, leaving a short tail</w:t>
+            </w:r>
           </w:p>
         </w:tc>
       </w:tr>
@@ -4864,6 +4879,9 @@
               <w:pStyle w:val="TabCellSm"/>
               <w:jc w:val="left"/>
             </w:pPr>
+            <w:r>
+              <w:t>aortic work loses blood fast; the cell saver returns washed red cells</w:t>
+            </w:r>
           </w:p>
         </w:tc>
       </w:tr>
@@ -4932,6 +4950,9 @@
               <w:pStyle w:val="TabCellSm"/>
               <w:jc w:val="left"/>
             </w:pPr>
+            <w:r>
+              <w:t>invasive arterial pressure guides clamping and unclamping</w:t>
+            </w:r>
           </w:p>
         </w:tc>
       </w:tr>
@@ -4997,6 +5018,9 @@
               <w:pStyle w:val="TabCellSm"/>
               <w:jc w:val="left"/>
             </w:pPr>
+            <w:r>
+              <w:t>detects anastomotic bleeding and prevents a haematoma around the graft</w:t>
+            </w:r>
           </w:p>
         </w:tc>
       </w:tr>
@@ -5510,9 +5534,14 @@
       </w:r>
     </w:p>
     <w:p>
-      <w:r>
-        <w:br w:type="page"/>
-      </w:r>
+      <w:pPr>
+        <w:spacing w:before="300" w:after="60" w:line="240" w:lineRule="auto"/>
+        <w:keepLines/>
+        <w:keepNext/>
+        <w:pBdr>
+          <w:bottom w:val="single" w:sz="18" w:space="1" w:color="000000"/>
+        </w:pBdr>
+      </w:pPr>
     </w:p>
     <w:p>
       <w:bookmarkStart w:id="1051" w:name="tray_5_2"/>
@@ -6057,7 +6086,7 @@
               <w:jc w:val="left"/>
             </w:pPr>
             <w:r>
-              <w:t>Notes / rationale</w:t>
+              <w:t>Key feature / rationale</w:t>
             </w:r>
           </w:p>
         </w:tc>
@@ -6541,6 +6570,9 @@
               <w:pStyle w:val="TabCellSm"/>
               <w:jc w:val="left"/>
             </w:pPr>
+            <w:r>
+              <w:t>sizes the conduit and creates its subcutaneous track</w:t>
+            </w:r>
           </w:p>
         </w:tc>
       </w:tr>
@@ -6606,6 +6638,9 @@
               <w:pStyle w:val="TabCellSm"/>
               <w:jc w:val="left"/>
             </w:pPr>
+            <w:r>
+              <w:t>hold the temporary shunt in place without crushing the vessel</w:t>
+            </w:r>
           </w:p>
         </w:tc>
       </w:tr>
@@ -6983,6 +7018,9 @@
               <w:pStyle w:val="TabCellSm"/>
               <w:jc w:val="left"/>
             </w:pPr>
+            <w:r>
+              <w:t>maintains retroperitoneal exposure for a portosystemic shunt</w:t>
+            </w:r>
           </w:p>
         </w:tc>
       </w:tr>
@@ -7258,6 +7296,9 @@
               <w:pStyle w:val="TabCellSm"/>
               <w:jc w:val="left"/>
             </w:pPr>
+            <w:r>
+              <w:t>directs light into the depth of the wound; theatre lights do not reach the bottom of a deep cavity</w:t>
+            </w:r>
           </w:p>
         </w:tc>
       </w:tr>
@@ -7573,6 +7614,9 @@
               <w:pStyle w:val="TabCellSm"/>
               <w:jc w:val="left"/>
             </w:pPr>
+            <w:r>
+              <w:t>non-absorbable monofilament for a 2-4 mm anastomosis</w:t>
+            </w:r>
           </w:p>
         </w:tc>
       </w:tr>
@@ -7641,6 +7685,9 @@
               <w:pStyle w:val="TabCellSm"/>
               <w:jc w:val="left"/>
             </w:pPr>
+            <w:r>
+              <w:t>occlude a radial artery or cephalic vein without crushing it</w:t>
+            </w:r>
           </w:p>
         </w:tc>
       </w:tr>
@@ -7919,6 +7966,9 @@
               <w:pStyle w:val="TabCellSm"/>
               <w:jc w:val="left"/>
             </w:pPr>
+            <w:r>
+              <w:t>positions and exsanguinates the arm for dialysis access</w:t>
+            </w:r>
           </w:p>
         </w:tc>
       </w:tr>
@@ -7984,6 +8034,9 @@
               <w:pStyle w:val="TabCellSm"/>
               <w:jc w:val="left"/>
             </w:pPr>
+            <w:r>
+              <w:t>flushes a small vessel and prevents thrombus at every stage</w:t>
+            </w:r>
           </w:p>
         </w:tc>
       </w:tr>
@@ -8219,6 +8272,9 @@
               <w:pStyle w:val="TabCellSm"/>
               <w:jc w:val="left"/>
             </w:pPr>
+            <w:r>
+              <w:t>portal pressure is measured before and after shunting</w:t>
+            </w:r>
           </w:p>
         </w:tc>
       </w:tr>
@@ -8287,6 +8343,9 @@
               <w:pStyle w:val="TabCellSm"/>
               <w:jc w:val="left"/>
             </w:pPr>
+            <w:r>
+              <w:t>anticoagulation during clamping and its reversal afterwards</w:t>
+            </w:r>
           </w:p>
         </w:tc>
       </w:tr>
@@ -8423,6 +8482,9 @@
               <w:pStyle w:val="TabCellSm"/>
               <w:jc w:val="left"/>
             </w:pPr>
+            <w:r>
+              <w:t>these patients are coagulopathic; a drain detects early bleeding</w:t>
+            </w:r>
           </w:p>
         </w:tc>
       </w:tr>
@@ -8897,9 +8959,14 @@
       </w:r>
     </w:p>
     <w:p>
-      <w:r>
-        <w:br w:type="page"/>
-      </w:r>
+      <w:pPr>
+        <w:spacing w:before="300" w:after="60" w:line="240" w:lineRule="auto"/>
+        <w:keepLines/>
+        <w:keepNext/>
+        <w:pBdr>
+          <w:bottom w:val="single" w:sz="18" w:space="1" w:color="000000"/>
+        </w:pBdr>
+      </w:pPr>
     </w:p>
     <w:p>
       <w:bookmarkStart w:id="1052" w:name="tray_5_3"/>
@@ -9453,7 +9520,7 @@
               <w:jc w:val="left"/>
             </w:pPr>
             <w:r>
-              <w:t>Notes / rationale</w:t>
+              <w:t>Key feature / rationale</w:t>
             </w:r>
           </w:p>
         </w:tc>
@@ -9551,6 +9618,9 @@
               <w:pStyle w:val="TabCellSm"/>
               <w:jc w:val="left"/>
             </w:pPr>
+            <w:r>
+              <w:t>provides the general soft-tissue instruments for access and closure</w:t>
+            </w:r>
           </w:p>
         </w:tc>
       </w:tr>
@@ -9687,6 +9757,9 @@
               <w:pStyle w:val="TabCellSm"/>
               <w:jc w:val="left"/>
             </w:pPr>
+            <w:r>
+              <w:t>the posterior pericardium and mitral annulus lie deep in the chest</w:t>
+            </w:r>
           </w:p>
         </w:tc>
       </w:tr>
@@ -11290,6 +11363,9 @@
               <w:pStyle w:val="TabCellSm"/>
               <w:jc w:val="left"/>
             </w:pPr>
+            <w:r>
+              <w:t>confirms adequate heparinisation before bypass begins</w:t>
+            </w:r>
           </w:p>
         </w:tc>
       </w:tr>
@@ -11596,6 +11672,9 @@
               <w:pStyle w:val="TabCellSm"/>
               <w:jc w:val="left"/>
             </w:pPr>
+            <w:r>
+              <w:t>third conduit option; needs fine clips and atraumatic forceps</w:t>
+            </w:r>
           </w:p>
         </w:tc>
       </w:tr>
@@ -12390,6 +12469,9 @@
               <w:pStyle w:val="TabCellSm"/>
               <w:jc w:val="left"/>
             </w:pPr>
+            <w:r>
+              <w:t>removes annular calcium so the prosthesis seats evenly</w:t>
+            </w:r>
           </w:p>
         </w:tc>
       </w:tr>
@@ -12532,6 +12614,9 @@
               <w:pStyle w:val="TabCellSm"/>
               <w:jc w:val="left"/>
             </w:pPr>
+            <w:r>
+              <w:t>holds the prosthesis and orientates it within the annulus</w:t>
+            </w:r>
           </w:p>
         </w:tc>
       </w:tr>
@@ -12810,6 +12895,9 @@
               <w:pStyle w:val="TabCellSm"/>
               <w:jc w:val="left"/>
             </w:pPr>
+            <w:r>
+              <w:t>confirms leaflet mobility and competence before closing</w:t>
+            </w:r>
           </w:p>
         </w:tc>
       </w:tr>
@@ -13190,6 +13278,9 @@
               <w:pStyle w:val="TabCellSm"/>
               <w:jc w:val="left"/>
             </w:pPr>
+            <w:r>
+              <w:t>drawn up in advance; needed the moment bypass is weaned</w:t>
+            </w:r>
           </w:p>
         </w:tc>
       </w:tr>
@@ -13465,6 +13556,9 @@
               <w:pStyle w:val="TabCellSm"/>
               <w:jc w:val="left"/>
             </w:pPr>
+            <w:r>
+              <w:t>bypass causes a predictable coagulopathy as well as blood loss</w:t>
+            </w:r>
           </w:p>
         </w:tc>
       </w:tr>

--- a/surgical-instrument-trays/notes_by_part/05_Cardiovascular_Trays.docx
+++ b/surgical-instrument-trays/notes_by_part/05_Cardiovascular_Trays.docx
@@ -153,11 +153,11 @@
       </w:r>
     </w:p>
     <w:p>
-      <w:bookmarkStart w:id="1047" w:name="toc"/>
       <w:pPr>
         <w:pStyle w:val="TOCHead"/>
         <w:spacing w:before="80" w:after="40"/>
       </w:pPr>
+      <w:bookmarkStart w:id="1047" w:name="toc"/>
       <w:r>
         <w:t>Table of Contents</w:t>
       </w:r>
@@ -184,7 +184,7 @@
           <w:color w:val="444444"/>
           <w:sz w:val="17"/>
         </w:rPr>
-        <w:t>Page numbers are live fields. To fill them in: press Ctrl+A then F9 (Windows) or Cmd+A then Fn+F9 (Mac). Word will also offer to update them when the file opens.</w:t>
+        <w:t>The page numbers are live fields, shown as “—” until they are filled in.  **To update them: press Ctrl+A then F9** (on a Mac, Cmd+A then Fn+F9) — or right-click any number and choose “Update Field”. Word normally offers to do this when the file opens. Once updated, each number is also a link: Ctrl+click it to jump to that tray.</w:t>
       </w:r>
     </w:p>
     <w:tbl>
@@ -542,11 +542,11 @@
       </w:r>
     </w:p>
     <w:p>
-      <w:bookmarkStart w:id="1048" w:name="how_to_read"/>
       <w:pPr>
         <w:pStyle w:val="TOCHead"/>
         <w:spacing w:before="80" w:after="40"/>
       </w:pPr>
+      <w:bookmarkStart w:id="1048" w:name="how_to_read"/>
       <w:r>
         <w:t>How to Read These Notes</w:t>
       </w:r>
@@ -1294,12 +1294,12 @@
             </w:r>
           </w:p>
           <w:p>
-            <w:bookmarkStart w:id="1049" w:name="part_V"/>
             <w:pPr>
               <w:pStyle w:val="Heading1"/>
               <w:jc w:val="left"/>
               <w:spacing w:before="0" w:after="0"/>
             </w:pPr>
+            <w:bookmarkStart w:id="1049" w:name="part_V"/>
             <w:r>
               <w:rPr>
                 <w:rFonts w:ascii="Calibri" w:hAnsi="Calibri"/>
@@ -1379,7 +1379,6 @@
       </w:r>
     </w:p>
     <w:p>
-      <w:bookmarkStart w:id="1050" w:name="tray_5_1"/>
       <w:pPr>
         <w:pStyle w:val="Heading2"/>
         <w:spacing w:before="320" w:after="40"/>
@@ -1389,6 +1388,7 @@
           <w:bottom w:val="single" w:sz="12" w:space="3" w:color="000000"/>
         </w:pBdr>
       </w:pPr>
+      <w:bookmarkStart w:id="1050" w:name="tray_5_1"/>
       <w:r>
         <w:rPr>
           <w:rFonts w:ascii="Calibri" w:hAnsi="Calibri"/>
@@ -5544,7 +5544,6 @@
       </w:pPr>
     </w:p>
     <w:p>
-      <w:bookmarkStart w:id="1051" w:name="tray_5_2"/>
       <w:pPr>
         <w:pStyle w:val="Heading2"/>
         <w:spacing w:before="320" w:after="40"/>
@@ -5554,6 +5553,7 @@
           <w:bottom w:val="single" w:sz="12" w:space="3" w:color="000000"/>
         </w:pBdr>
       </w:pPr>
+      <w:bookmarkStart w:id="1051" w:name="tray_5_2"/>
       <w:r>
         <w:rPr>
           <w:rFonts w:ascii="Calibri" w:hAnsi="Calibri"/>
@@ -8969,7 +8969,6 @@
       </w:pPr>
     </w:p>
     <w:p>
-      <w:bookmarkStart w:id="1052" w:name="tray_5_3"/>
       <w:pPr>
         <w:pStyle w:val="Heading2"/>
         <w:spacing w:before="320" w:after="40"/>
@@ -8979,6 +8978,7 @@
           <w:bottom w:val="single" w:sz="12" w:space="3" w:color="000000"/>
         </w:pBdr>
       </w:pPr>
+      <w:bookmarkStart w:id="1052" w:name="tray_5_3"/>
       <w:r>
         <w:rPr>
           <w:rFonts w:ascii="Calibri" w:hAnsi="Calibri"/>

--- a/surgical-instrument-trays/notes_by_part/05_Cardiovascular_Trays.docx
+++ b/surgical-instrument-trays/notes_by_part/05_Cardiovascular_Trays.docx
@@ -1010,7 +1010,7 @@
               <w:rPr>
                 <w:sz w:val="19"/>
               </w:rPr>
-              <w:t>The specific facts most often awarded marks — learn these last, as revision.</w:t>
+              <w:t>The single most useful section for an MCQ paper: the specific, testable facts — named instruments, numbers, temperatures, sizes and the distinctions between similar items. Revise from these.</w:t>
             </w:r>
           </w:p>
         </w:tc>
@@ -1058,55 +1058,7 @@
               <w:rPr>
                 <w:sz w:val="19"/>
               </w:rPr>
-              <w:t>Errors that lose marks, marked with ✗.</w:t>
-            </w:r>
-          </w:p>
-        </w:tc>
-      </w:tr>
-      <w:tr>
-        <w:tc>
-          <w:tcPr>
-            <w:tcW w:type="dxa" w:w="2835"/>
-            <w:vAlign w:val="top"/>
-            <w:tcMar>
-              <w:top w:w="70" w:type="dxa"/>
-              <w:start w:w="0" w:type="dxa"/>
-              <w:bottom w:w="70" w:type="dxa"/>
-              <w:end w:w="110" w:type="dxa"/>
-            </w:tcMar>
-          </w:tcPr>
-          <w:p>
-            <w:pPr>
-              <w:pStyle w:val="TabHead"/>
-            </w:pPr>
-            <w:r>
-              <w:rPr>
-                <w:sz w:val="19"/>
-              </w:rPr>
-              <w:t>Likely examination questions</w:t>
-            </w:r>
-          </w:p>
-        </w:tc>
-        <w:tc>
-          <w:tcPr>
-            <w:tcW w:type="dxa" w:w="7965"/>
-            <w:vAlign w:val="top"/>
-            <w:tcMar>
-              <w:top w:w="70" w:type="dxa"/>
-              <w:start w:w="0" w:type="dxa"/>
-              <w:bottom w:w="70" w:type="dxa"/>
-              <w:end w:w="110" w:type="dxa"/>
-            </w:tcMar>
-          </w:tcPr>
-          <w:p>
-            <w:pPr>
-              <w:pStyle w:val="TabCell"/>
-            </w:pPr>
-            <w:r>
-              <w:rPr>
-                <w:sz w:val="19"/>
-              </w:rPr>
-              <w:t>Questions with model answers written at the length an examiner expects.</w:t>
+              <w:t>Errors that lose marks, marked with ✗ — most of them are the distractors an MCQ will offer you.</w:t>
             </w:r>
           </w:p>
         </w:tc>
@@ -5441,100 +5393,6 @@
     </w:p>
     <w:p>
       <w:pPr>
-        <w:pStyle w:val="Heading4"/>
-        <w:keepLines/>
-        <w:keepNext/>
-      </w:pPr>
-      <w:r>
-        <w:rPr>
-          <w:rFonts w:ascii="Calibri" w:hAnsi="Calibri"/>
-          <w:b/>
-        </w:rPr>
-        <w:t>Likely examination questions</w:t>
-      </w:r>
-    </w:p>
-    <w:p>
-      <w:pPr>
-        <w:spacing w:before="80" w:after="20"/>
-        <w:ind w:start="311" w:hanging="311"/>
-        <w:keepLines/>
-        <w:keepNext/>
-      </w:pPr>
-      <w:r>
-        <w:rPr>
-          <w:rFonts w:ascii="Calibri" w:hAnsi="Calibri"/>
-          <w:b/>
-          <w:sz w:val="19"/>
-        </w:rPr>
-        <w:t xml:space="preserve">Q1.  </w:t>
-      </w:r>
-      <w:r>
-        <w:rPr>
-          <w:b/>
-          <w:sz w:val="19"/>
-        </w:rPr>
-        <w:t>Enumerate the contents of a vascular procedures tray.</w:t>
-      </w:r>
-    </w:p>
-    <w:p>
-      <w:pPr>
-        <w:pStyle w:val="QBank"/>
-        <w:spacing w:before="0" w:after="100"/>
-        <w:ind w:start="595" w:hanging="283"/>
-      </w:pPr>
-      <w:r>
-        <w:rPr>
-          <w:rFonts w:ascii="Calibri" w:hAnsi="Calibri"/>
-          <w:b/>
-        </w:rPr>
-        <w:t xml:space="preserve">A.  </w:t>
-      </w:r>
-      <w:r>
-        <w:t>A major and long instruments tray plus: non-crushing clamps — bulldog, Satinsky side-biting, angled DeBakey aortic, Fogarty/Cooley, Javid carotid clamps, vessel loops and rubber-shod clamps; atraumatic DeBakey forceps in several lengths, Gerald forceps, Potts-Smith angled scissors, endarterectomy spatula and elevators, Mixter forceps and vein hooks; No.11 blade, sized aortic punch, heparinised saline with bulb syringe and cannulae, Fogarty embolectomy catheters, PTFE/Dacron/vein graft material, vein stripper, valvulotome and tunneller; fine Castroviejo needle holders with double-armed polypropylene 3-0 to 8-0 and Teflon pledgets; plus sterile Doppler, image intensifier with contrast, heparin and protamine, cross-matched blood, cell saver and a drain.</w:t>
-      </w:r>
-    </w:p>
-    <w:p>
-      <w:pPr>
-        <w:spacing w:before="80" w:after="20"/>
-        <w:ind w:start="311" w:hanging="311"/>
-        <w:keepLines/>
-        <w:keepNext/>
-      </w:pPr>
-      <w:r>
-        <w:rPr>
-          <w:rFonts w:ascii="Calibri" w:hAnsi="Calibri"/>
-          <w:b/>
-          <w:sz w:val="19"/>
-        </w:rPr>
-        <w:t xml:space="preserve">Q2.  </w:t>
-      </w:r>
-      <w:r>
-        <w:rPr>
-          <w:b/>
-          <w:sz w:val="19"/>
-        </w:rPr>
-        <w:t>Why is a Satinsky clamp particularly useful?</w:t>
-      </w:r>
-    </w:p>
-    <w:p>
-      <w:pPr>
-        <w:pStyle w:val="QBank"/>
-        <w:spacing w:before="0" w:after="100"/>
-        <w:ind w:start="595" w:hanging="283"/>
-      </w:pPr>
-      <w:r>
-        <w:rPr>
-          <w:rFonts w:ascii="Calibri" w:hAnsi="Calibri"/>
-          <w:b/>
-        </w:rPr>
-        <w:t xml:space="preserve">A.  </w:t>
-      </w:r>
-      <w:r>
-        <w:t>It is a side-biting clamp that occludes only part of the vessel circumference, so a patch or graft can be sewn to the wall while blood continues to flow through the remaining lumen — avoiding complete occlusion and distal ischaemia.</w:t>
-      </w:r>
-    </w:p>
-    <w:p>
-      <w:pPr>
         <w:spacing w:before="300" w:after="60" w:line="240" w:lineRule="auto"/>
         <w:keepLines/>
         <w:keepNext/>
@@ -8866,100 +8724,6 @@
     </w:p>
     <w:p>
       <w:pPr>
-        <w:pStyle w:val="Heading4"/>
-        <w:keepLines/>
-        <w:keepNext/>
-      </w:pPr>
-      <w:r>
-        <w:rPr>
-          <w:rFonts w:ascii="Calibri" w:hAnsi="Calibri"/>
-          <w:b/>
-        </w:rPr>
-        <w:t>Likely examination questions</w:t>
-      </w:r>
-    </w:p>
-    <w:p>
-      <w:pPr>
-        <w:spacing w:before="80" w:after="20"/>
-        <w:ind w:start="311" w:hanging="311"/>
-        <w:keepLines/>
-        <w:keepNext/>
-      </w:pPr>
-      <w:r>
-        <w:rPr>
-          <w:rFonts w:ascii="Calibri" w:hAnsi="Calibri"/>
-          <w:b/>
-          <w:sz w:val="19"/>
-        </w:rPr>
-        <w:t xml:space="preserve">Q1.  </w:t>
-      </w:r>
-      <w:r>
-        <w:rPr>
-          <w:b/>
-          <w:sz w:val="19"/>
-        </w:rPr>
-        <w:t>What is a vascular shunt tray and how does it differ according to the type of shunt?</w:t>
-      </w:r>
-    </w:p>
-    <w:p>
-      <w:pPr>
-        <w:pStyle w:val="QBank"/>
-        <w:spacing w:before="0" w:after="100"/>
-        <w:ind w:start="595" w:hanging="283"/>
-      </w:pPr>
-      <w:r>
-        <w:rPr>
-          <w:rFonts w:ascii="Calibri" w:hAnsi="Calibri"/>
-          <w:b/>
-        </w:rPr>
-        <w:t xml:space="preserve">A.  </w:t>
-      </w:r>
-      <w:r>
-        <w:t>It is a complete vascular tray plus shunt-specific additions. For portosystemic shunts: large Satinsky and angled DeBakey/Cooley clamps for the IVC and portal vein, PTFE or Dacron interposition graft, deep retractors and a ring retractor, long Mixter forceps, wide vessel loops, a portal pressure manometry set, head-light and blood products for coagulopathy. For arteriovenous access: a fine microvascular set with loupes or a microscope, fine bulldog and micro-clamps, graded vessel dilators, topical papaverine, 6-0 to 8-0 double-armed polypropylene, heparinised saline and a sterile Doppler. Both need temporary intraluminal shunts, heparin and protamine and completion imaging.</w:t>
-      </w:r>
-    </w:p>
-    <w:p>
-      <w:pPr>
-        <w:spacing w:before="80" w:after="20"/>
-        <w:ind w:start="311" w:hanging="311"/>
-        <w:keepLines/>
-        <w:keepNext/>
-      </w:pPr>
-      <w:r>
-        <w:rPr>
-          <w:rFonts w:ascii="Calibri" w:hAnsi="Calibri"/>
-          <w:b/>
-          <w:sz w:val="19"/>
-        </w:rPr>
-        <w:t xml:space="preserve">Q2.  </w:t>
-      </w:r>
-      <w:r>
-        <w:rPr>
-          <w:b/>
-          <w:sz w:val="19"/>
-        </w:rPr>
-        <w:t>Why does a non-selective portosystemic shunt cause encephalopathy?</w:t>
-      </w:r>
-    </w:p>
-    <w:p>
-      <w:pPr>
-        <w:pStyle w:val="QBank"/>
-        <w:spacing w:before="0" w:after="100"/>
-        <w:ind w:start="595" w:hanging="283"/>
-      </w:pPr>
-      <w:r>
-        <w:rPr>
-          <w:rFonts w:ascii="Calibri" w:hAnsi="Calibri"/>
-          <w:b/>
-        </w:rPr>
-        <w:t xml:space="preserve">A.  </w:t>
-      </w:r>
-      <w:r>
-        <w:t>It diverts the entire portal venous flow — carrying nitrogenous products absorbed from the gut — directly into the systemic circulation, bypassing hepatic detoxification. Selective shunts decompress only the varices and preserve portal perfusion of the liver, so encephalopathy is less frequent.</w:t>
-      </w:r>
-    </w:p>
-    <w:p>
-      <w:pPr>
         <w:spacing w:before="300" w:after="60" w:line="240" w:lineRule="auto"/>
         <w:keepLines/>
         <w:keepNext/>
@@ -14226,145 +13990,6 @@
       <w:pPr>
         <w:spacing w:before="0" w:after="140" w:line="240" w:lineRule="auto"/>
       </w:pPr>
-    </w:p>
-    <w:p>
-      <w:pPr>
-        <w:pStyle w:val="Heading4"/>
-        <w:keepLines/>
-        <w:keepNext/>
-      </w:pPr>
-      <w:r>
-        <w:rPr>
-          <w:rFonts w:ascii="Calibri" w:hAnsi="Calibri"/>
-          <w:b/>
-        </w:rPr>
-        <w:t>Likely examination questions</w:t>
-      </w:r>
-    </w:p>
-    <w:p>
-      <w:pPr>
-        <w:spacing w:before="80" w:after="20"/>
-        <w:ind w:start="311" w:hanging="311"/>
-        <w:keepLines/>
-        <w:keepNext/>
-      </w:pPr>
-      <w:r>
-        <w:rPr>
-          <w:rFonts w:ascii="Calibri" w:hAnsi="Calibri"/>
-          <w:b/>
-          <w:sz w:val="19"/>
-        </w:rPr>
-        <w:t xml:space="preserve">Q1.  </w:t>
-      </w:r>
-      <w:r>
-        <w:rPr>
-          <w:b/>
-          <w:sz w:val="19"/>
-        </w:rPr>
-        <w:t>Describe the preparation of a cardiac procedures tray.</w:t>
-      </w:r>
-    </w:p>
-    <w:p>
-      <w:pPr>
-        <w:pStyle w:val="QBank"/>
-        <w:spacing w:before="0" w:after="100"/>
-        <w:ind w:start="595" w:hanging="283"/>
-      </w:pPr>
-      <w:r>
-        <w:rPr>
-          <w:rFonts w:ascii="Calibri" w:hAnsi="Calibri"/>
-          <w:b/>
-        </w:rPr>
-        <w:t xml:space="preserve">A.  </w:t>
-      </w:r>
-      <w:r>
-        <w:t xml:space="preserve">It comprises five systems. </w:t>
-      </w:r>
-      <w:r>
-        <w:rPr>
-          <w:b/>
-        </w:rPr>
-        <w:t>Sternotomy</w:t>
-      </w:r>
-      <w:r>
-        <w:t xml:space="preserve">: sternal saw with spare blades, Lebsche knife, sternal self-retaining and IMA retractors, bone wax, sternal wires with twister, cutter and punch. </w:t>
-      </w:r>
-      <w:r>
-        <w:rPr>
-          <w:b/>
-        </w:rPr>
-        <w:t>Cardiopulmonary bypass</w:t>
-      </w:r>
-      <w:r>
-        <w:t xml:space="preserve">: a primed circuit with oxygenator, reservoir and heat exchanger; aortic and venous cannulae; antegrade and retrograde cardioplegia cannulae; root and ventricular vents; aortic cross-clamp and caval clamps; purse-string sutures with tourniquets; cold cardioplegia; heparin, protamine and ACT monitoring; cardiotomy suckers. </w:t>
-      </w:r>
-      <w:r>
-        <w:rPr>
-          <w:b/>
-        </w:rPr>
-        <w:t>Procedure-specific</w:t>
-      </w:r>
-      <w:r>
-        <w:t xml:space="preserve">: for CABG — IMA, saphenous and radial harvest sets, coronary knife, Potts scissors, coronary dilators, aortic punch, blower-mister, 7-0/8-0 polypropylene and loupes; for valves — valve retractors, leaflet scissors, calcium rongeur, a complete set of sizers, valve holder, prostheses and annuloplasty rings with pledgeted sutures. </w:t>
-      </w:r>
-      <w:r>
-        <w:rPr>
-          <w:b/>
-        </w:rPr>
-        <w:t>Vascular set</w:t>
-      </w:r>
-      <w:r>
-        <w:t xml:space="preserve"> in full. </w:t>
-      </w:r>
-      <w:r>
-        <w:rPr>
-          <w:b/>
-        </w:rPr>
-        <w:t>Restart and support</w:t>
-      </w:r>
-      <w:r>
-        <w:t>: internal defibrillator paddles, temporary epicardial pacing wires with external pacemaker, de-airing needle, TOE, inotropes, IABP availability, mediastinal and pleural drains, cell saver and blood products, and an emergency re-sternotomy set for the bedside.</w:t>
-      </w:r>
-    </w:p>
-    <w:p>
-      <w:pPr>
-        <w:spacing w:before="80" w:after="20"/>
-        <w:ind w:start="311" w:hanging="311"/>
-        <w:keepLines/>
-        <w:keepNext/>
-      </w:pPr>
-      <w:r>
-        <w:rPr>
-          <w:rFonts w:ascii="Calibri" w:hAnsi="Calibri"/>
-          <w:b/>
-          <w:sz w:val="19"/>
-        </w:rPr>
-        <w:t xml:space="preserve">Q2.  </w:t>
-      </w:r>
-      <w:r>
-        <w:rPr>
-          <w:b/>
-          <w:sz w:val="19"/>
-        </w:rPr>
-        <w:t>What is the purpose of cardioplegia and how is it delivered?</w:t>
-      </w:r>
-    </w:p>
-    <w:p>
-      <w:pPr>
-        <w:pStyle w:val="QBank"/>
-        <w:spacing w:before="0" w:after="100"/>
-        <w:ind w:start="595" w:hanging="283"/>
-      </w:pPr>
-      <w:r>
-        <w:rPr>
-          <w:rFonts w:ascii="Calibri" w:hAnsi="Calibri"/>
-          <w:b/>
-        </w:rPr>
-        <w:t xml:space="preserve">A.  </w:t>
-      </w:r>
-      <w:r>
-        <w:t>Cardioplegia is a cold, high-potassium solution that arrests the heart in diastole, abolishing electromechanical activity and greatly reducing myocardial oxygen demand so the myocardium tolerates the ischaemic period of cross-clamping. It is delivered antegradely into the aortic root above the cross-clamp and/or retrogradely through a cannula in the coronary sinus, and is supplemented by topical cooling.</w:t>
-      </w:r>
     </w:p>
     <w:sectPr>
       <w:headerReference w:type="default" r:id="rId9"/>
